--- a/STC文档.docx
+++ b/STC文档.docx
@@ -5665,6 +5665,11 @@
       </w:r>
     </w:p>
     <w:p>
+      <w:pPr>
+        <w:rPr>
+          <w:rFonts w:hint="eastAsia"/>
+        </w:rPr>
+      </w:pPr>
       <w:r>
         <w:rPr>
           <w:rFonts w:hint="eastAsia"/>
@@ -5706,6 +5711,4092 @@
           <w:rFonts w:hint="eastAsia"/>
         </w:rPr>
         <w:t>可自动化</w:t>
+      </w:r>
+    </w:p>
+    <w:p>
+      <w:pPr>
+        <w:rPr>
+          <w:rFonts w:hint="eastAsia"/>
+        </w:rPr>
+      </w:pPr>
+    </w:p>
+    <w:p>
+      <w:pPr>
+        <w:rPr>
+          <w:rFonts w:hint="eastAsia"/>
+        </w:rPr>
+      </w:pPr>
+    </w:p>
+    <w:p>
+      <w:pPr>
+        <w:rPr>
+          <w:rFonts w:hint="eastAsia"/>
+        </w:rPr>
+      </w:pPr>
+    </w:p>
+    <w:p>
+      <w:pPr>
+        <w:rPr>
+          <w:rFonts w:hint="eastAsia"/>
+        </w:rPr>
+      </w:pPr>
+    </w:p>
+    <w:p>
+      <w:pPr>
+        <w:rPr>
+          <w:rFonts w:hint="eastAsia"/>
+        </w:rPr>
+      </w:pPr>
+    </w:p>
+    <w:p>
+      <w:pPr>
+        <w:rPr>
+          <w:rFonts w:hint="eastAsia"/>
+        </w:rPr>
+      </w:pPr>
+    </w:p>
+    <w:p>
+      <w:pPr>
+        <w:rPr>
+          <w:rFonts w:hint="eastAsia"/>
+        </w:rPr>
+      </w:pPr>
+      <w:r>
+        <w:rPr>
+          <w:rFonts w:hint="eastAsia"/>
+        </w:rPr>
+        <w:t>wd_comp_init2_("zlib", SCHED_POLICY_RR, TASK_HW, NULL);</w:t>
+      </w:r>
+    </w:p>
+    <w:p>
+      <w:pPr>
+        <w:rPr>
+          <w:rFonts w:hint="eastAsia"/>
+        </w:rPr>
+      </w:pPr>
+      <w:r>
+        <w:rPr>
+          <w:rFonts w:hint="eastAsia"/>
+        </w:rPr>
+        <w:t>// 2. 创建session</w:t>
+      </w:r>
+    </w:p>
+    <w:p>
+      <w:pPr>
+        <w:rPr>
+          <w:rFonts w:hint="eastAsia"/>
+        </w:rPr>
+      </w:pPr>
+      <w:r>
+        <w:rPr>
+          <w:rFonts w:hint="eastAsia"/>
+        </w:rPr>
+        <w:t>struct wd_comp_sess_setup setup = {</w:t>
+      </w:r>
+    </w:p>
+    <w:p>
+      <w:pPr>
+        <w:rPr>
+          <w:rFonts w:hint="eastAsia"/>
+        </w:rPr>
+      </w:pPr>
+      <w:r>
+        <w:rPr>
+          <w:rFonts w:hint="eastAsia"/>
+        </w:rPr>
+        <w:t xml:space="preserve">    .alg_type = WD_ZLIB,</w:t>
+      </w:r>
+    </w:p>
+    <w:p>
+      <w:pPr>
+        <w:rPr>
+          <w:rFonts w:hint="eastAsia"/>
+        </w:rPr>
+      </w:pPr>
+      <w:r>
+        <w:rPr>
+          <w:rFonts w:hint="eastAsia"/>
+        </w:rPr>
+        <w:t xml:space="preserve">    .comp_lv = WD_COMP_L8,</w:t>
+      </w:r>
+    </w:p>
+    <w:p>
+      <w:pPr>
+        <w:rPr>
+          <w:rFonts w:hint="eastAsia"/>
+        </w:rPr>
+      </w:pPr>
+      <w:r>
+        <w:rPr>
+          <w:rFonts w:hint="eastAsia"/>
+        </w:rPr>
+        <w:t xml:space="preserve">    .win_sz = WD_COMP_WS_8K,</w:t>
+      </w:r>
+    </w:p>
+    <w:p>
+      <w:pPr>
+        <w:rPr>
+          <w:rFonts w:hint="eastAsia"/>
+        </w:rPr>
+      </w:pPr>
+      <w:r>
+        <w:rPr>
+          <w:rFonts w:hint="eastAsia"/>
+        </w:rPr>
+        <w:t xml:space="preserve">    .op_type = WD_DIR_COMPRESS,</w:t>
+      </w:r>
+    </w:p>
+    <w:p>
+      <w:pPr>
+        <w:rPr>
+          <w:rFonts w:hint="eastAsia"/>
+        </w:rPr>
+      </w:pPr>
+      <w:r>
+        <w:rPr>
+          <w:rFonts w:hint="eastAsia"/>
+        </w:rPr>
+        <w:t xml:space="preserve">    .sched_param = NULL,</w:t>
+      </w:r>
+    </w:p>
+    <w:p>
+      <w:pPr>
+        <w:rPr>
+          <w:rFonts w:hint="eastAsia"/>
+        </w:rPr>
+      </w:pPr>
+      <w:r>
+        <w:rPr>
+          <w:rFonts w:hint="eastAsia"/>
+        </w:rPr>
+        <w:t>};</w:t>
+      </w:r>
+    </w:p>
+    <w:p>
+      <w:pPr>
+        <w:rPr>
+          <w:rFonts w:hint="eastAsia"/>
+        </w:rPr>
+      </w:pPr>
+      <w:r>
+        <w:rPr>
+          <w:rFonts w:hint="eastAsia"/>
+        </w:rPr>
+        <w:t>handle_t sess = wd_comp_alloc_sess(&amp;setup);</w:t>
+      </w:r>
+    </w:p>
+    <w:p>
+      <w:pPr>
+        <w:rPr>
+          <w:rFonts w:hint="eastAsia"/>
+        </w:rPr>
+      </w:pPr>
+      <w:r>
+        <w:rPr>
+          <w:rFonts w:hint="eastAsia"/>
+        </w:rPr>
+        <w:t>// 3. 执行压缩</w:t>
+      </w:r>
+    </w:p>
+    <w:p>
+      <w:pPr>
+        <w:rPr>
+          <w:rFonts w:hint="eastAsia"/>
+        </w:rPr>
+      </w:pPr>
+      <w:r>
+        <w:rPr>
+          <w:rFonts w:hint="eastAsia"/>
+        </w:rPr>
+        <w:t>struct wd_comp_req req = {</w:t>
+      </w:r>
+    </w:p>
+    <w:p>
+      <w:pPr>
+        <w:rPr>
+          <w:rFonts w:hint="eastAsia"/>
+        </w:rPr>
+      </w:pPr>
+      <w:r>
+        <w:rPr>
+          <w:rFonts w:hint="eastAsia"/>
+        </w:rPr>
+        <w:t xml:space="preserve">    .src = input_data,</w:t>
+      </w:r>
+    </w:p>
+    <w:p>
+      <w:pPr>
+        <w:rPr>
+          <w:rFonts w:hint="eastAsia"/>
+        </w:rPr>
+      </w:pPr>
+      <w:r>
+        <w:rPr>
+          <w:rFonts w:hint="eastAsia"/>
+        </w:rPr>
+        <w:t xml:space="preserve">    .src_len = input_len,</w:t>
+      </w:r>
+    </w:p>
+    <w:p>
+      <w:pPr>
+        <w:rPr>
+          <w:rFonts w:hint="eastAsia"/>
+        </w:rPr>
+      </w:pPr>
+      <w:r>
+        <w:rPr>
+          <w:rFonts w:hint="eastAsia"/>
+        </w:rPr>
+        <w:t xml:space="preserve">    .dst = output_buf,</w:t>
+      </w:r>
+    </w:p>
+    <w:p>
+      <w:pPr>
+        <w:rPr>
+          <w:rFonts w:hint="eastAsia"/>
+        </w:rPr>
+      </w:pPr>
+      <w:r>
+        <w:rPr>
+          <w:rFonts w:hint="eastAsia"/>
+        </w:rPr>
+        <w:t xml:space="preserve">    .dst_len = output_len,</w:t>
+      </w:r>
+    </w:p>
+    <w:p>
+      <w:pPr>
+        <w:rPr>
+          <w:rFonts w:hint="eastAsia"/>
+        </w:rPr>
+      </w:pPr>
+      <w:r>
+        <w:rPr>
+          <w:rFonts w:hint="eastAsia"/>
+        </w:rPr>
+        <w:t xml:space="preserve">    .op_type = WD_DIR_COMPRESS,</w:t>
+      </w:r>
+    </w:p>
+    <w:p>
+      <w:pPr>
+        <w:rPr>
+          <w:rFonts w:hint="eastAsia"/>
+        </w:rPr>
+      </w:pPr>
+      <w:r>
+        <w:rPr>
+          <w:rFonts w:hint="eastAsia"/>
+        </w:rPr>
+        <w:t>};</w:t>
+      </w:r>
+    </w:p>
+    <w:p>
+      <w:pPr>
+        <w:rPr>
+          <w:rFonts w:hint="eastAsia"/>
+        </w:rPr>
+      </w:pPr>
+      <w:r>
+        <w:rPr>
+          <w:rFonts w:hint="eastAsia"/>
+        </w:rPr>
+        <w:t>wd_do_comp_sync(sess, &amp;req);</w:t>
+      </w:r>
+    </w:p>
+    <w:p>
+      <w:pPr>
+        <w:rPr>
+          <w:rFonts w:hint="eastAsia"/>
+        </w:rPr>
+      </w:pPr>
+      <w:r>
+        <w:rPr>
+          <w:rFonts w:hint="eastAsia"/>
+        </w:rPr>
+        <w:t>// 4. 清理</w:t>
+      </w:r>
+    </w:p>
+    <w:p>
+      <w:pPr>
+        <w:rPr>
+          <w:rFonts w:hint="eastAsia"/>
+        </w:rPr>
+      </w:pPr>
+      <w:r>
+        <w:rPr>
+          <w:rFonts w:hint="eastAsia"/>
+        </w:rPr>
+        <w:t>wd_comp_free_sess(sess);</w:t>
+      </w:r>
+    </w:p>
+    <w:p>
+      <w:pPr>
+        <w:rPr>
+          <w:rFonts w:hint="eastAsia"/>
+        </w:rPr>
+      </w:pPr>
+      <w:r>
+        <w:rPr>
+          <w:rFonts w:hint="eastAsia"/>
+        </w:rPr>
+        <w:t>wd_comp_uninit2();</w:t>
+      </w:r>
+    </w:p>
+    <w:p>
+      <w:pPr>
+        <w:rPr>
+          <w:rFonts w:hint="eastAsia"/>
+        </w:rPr>
+      </w:pPr>
+      <w:r>
+        <w:rPr>
+          <w:rFonts w:hint="eastAsia"/>
+        </w:rPr>
+        <w:t>```</w:t>
+      </w:r>
+    </w:p>
+    <w:p>
+      <w:pPr>
+        <w:rPr>
+          <w:rFonts w:hint="eastAsia"/>
+        </w:rPr>
+      </w:pPr>
+      <w:r>
+        <w:rPr>
+          <w:rFonts w:hint="eastAsia"/>
+        </w:rPr>
+        <w:t>**验收标准**:</w:t>
+      </w:r>
+    </w:p>
+    <w:p>
+      <w:pPr>
+        <w:rPr>
+          <w:rFonts w:hint="eastAsia"/>
+        </w:rPr>
+      </w:pPr>
+      <w:r>
+        <w:rPr>
+          <w:rFonts w:hint="eastAsia"/>
+        </w:rPr>
+        <w:t>- [ ] 初始化返回成功 (ret=0)</w:t>
+      </w:r>
+    </w:p>
+    <w:p>
+      <w:pPr>
+        <w:rPr>
+          <w:rFonts w:hint="eastAsia"/>
+        </w:rPr>
+      </w:pPr>
+      <w:r>
+        <w:rPr>
+          <w:rFonts w:hint="eastAsia"/>
+        </w:rPr>
+        <w:t>- [ ] Session创建返回有效handle (sess≠0)</w:t>
+      </w:r>
+    </w:p>
+    <w:p>
+      <w:pPr>
+        <w:rPr>
+          <w:rFonts w:hint="eastAsia"/>
+        </w:rPr>
+      </w:pPr>
+      <w:r>
+        <w:rPr>
+          <w:rFonts w:hint="eastAsia"/>
+        </w:rPr>
+        <w:t>- [ ] 压缩数据正确（可被gzip/zlib解压）</w:t>
+      </w:r>
+    </w:p>
+    <w:p>
+      <w:pPr>
+        <w:rPr>
+          <w:rFonts w:hint="eastAsia"/>
+        </w:rPr>
+      </w:pPr>
+      <w:r>
+        <w:rPr>
+          <w:rFonts w:hint="eastAsia"/>
+        </w:rPr>
+        <w:t>- [ ] `req.status == WD_COMP_OK`</w:t>
+      </w:r>
+    </w:p>
+    <w:p>
+      <w:pPr>
+        <w:rPr>
+          <w:rFonts w:hint="eastAsia"/>
+        </w:rPr>
+      </w:pPr>
+      <w:r>
+        <w:rPr>
+          <w:rFonts w:hint="eastAsia"/>
+        </w:rPr>
+        <w:t>- [ ] 无内存泄漏</w:t>
+      </w:r>
+    </w:p>
+    <w:p>
+      <w:pPr>
+        <w:rPr>
+          <w:rFonts w:hint="eastAsia"/>
+        </w:rPr>
+      </w:pPr>
+      <w:r>
+        <w:rPr>
+          <w:rFonts w:hint="eastAsia"/>
+        </w:rPr>
+        <w:t>---</w:t>
+      </w:r>
+    </w:p>
+    <w:p>
+      <w:pPr>
+        <w:rPr>
+          <w:rFonts w:hint="eastAsia"/>
+        </w:rPr>
+      </w:pPr>
+      <w:r>
+        <w:rPr>
+          <w:rFonts w:hint="eastAsia"/>
+        </w:rPr>
+        <w:t>### STC-02: 标准解压缩业务流程</w:t>
+      </w:r>
+    </w:p>
+    <w:p>
+      <w:pPr>
+        <w:rPr>
+          <w:rFonts w:hint="eastAsia"/>
+        </w:rPr>
+      </w:pPr>
+      <w:r>
+        <w:rPr>
+          <w:rFonts w:hint="eastAsia"/>
+        </w:rPr>
+        <w:t>**客户操作步骤**:</w:t>
+      </w:r>
+    </w:p>
+    <w:p>
+      <w:pPr>
+        <w:rPr>
+          <w:rFonts w:hint="eastAsia"/>
+        </w:rPr>
+      </w:pPr>
+      <w:r>
+        <w:rPr>
+          <w:rFonts w:hint="eastAsia"/>
+        </w:rPr>
+        <w:t>```c</w:t>
+      </w:r>
+    </w:p>
+    <w:p>
+      <w:pPr>
+        <w:rPr>
+          <w:rFonts w:hint="eastAsia"/>
+        </w:rPr>
+      </w:pPr>
+      <w:r>
+        <w:rPr>
+          <w:rFonts w:hint="eastAsia"/>
+        </w:rPr>
+        <w:t>wd_comp_init2_("zlib", SCHED_POLICY_RR, TASK_HW, NULL);</w:t>
+      </w:r>
+    </w:p>
+    <w:p>
+      <w:pPr>
+        <w:rPr>
+          <w:rFonts w:hint="eastAsia"/>
+        </w:rPr>
+      </w:pPr>
+      <w:r>
+        <w:rPr>
+          <w:rFonts w:hint="eastAsia"/>
+        </w:rPr>
+        <w:t>struct wd_comp_sess_setup setup = {</w:t>
+      </w:r>
+    </w:p>
+    <w:p>
+      <w:pPr>
+        <w:rPr>
+          <w:rFonts w:hint="eastAsia"/>
+        </w:rPr>
+      </w:pPr>
+      <w:r>
+        <w:rPr>
+          <w:rFonts w:hint="eastAsia"/>
+        </w:rPr>
+        <w:t xml:space="preserve">    .alg_type = WD_ZLIB,</w:t>
+      </w:r>
+    </w:p>
+    <w:p>
+      <w:pPr>
+        <w:rPr>
+          <w:rFonts w:hint="eastAsia"/>
+        </w:rPr>
+      </w:pPr>
+      <w:r>
+        <w:rPr>
+          <w:rFonts w:hint="eastAsia"/>
+        </w:rPr>
+        <w:t xml:space="preserve">    .op_type = WD_DIR_DECOMPRESS,</w:t>
+      </w:r>
+    </w:p>
+    <w:p>
+      <w:pPr>
+        <w:rPr>
+          <w:rFonts w:hint="eastAsia"/>
+        </w:rPr>
+      </w:pPr>
+      <w:r>
+        <w:rPr>
+          <w:rFonts w:hint="eastAsia"/>
+        </w:rPr>
+        <w:t>};</w:t>
+      </w:r>
+    </w:p>
+    <w:p>
+      <w:pPr>
+        <w:rPr>
+          <w:rFonts w:hint="eastAsia"/>
+        </w:rPr>
+      </w:pPr>
+      <w:r>
+        <w:rPr>
+          <w:rFonts w:hint="eastAsia"/>
+        </w:rPr>
+        <w:t>handle_t sess = wd_comp_alloc_sess(&amp;setup);</w:t>
+      </w:r>
+    </w:p>
+    <w:p>
+      <w:pPr>
+        <w:rPr>
+          <w:rFonts w:hint="eastAsia"/>
+        </w:rPr>
+      </w:pPr>
+      <w:r>
+        <w:rPr>
+          <w:rFonts w:hint="eastAsia"/>
+        </w:rPr>
+        <w:t>struct wd_comp_req req = {</w:t>
+      </w:r>
+    </w:p>
+    <w:p>
+      <w:pPr>
+        <w:rPr>
+          <w:rFonts w:hint="eastAsia"/>
+        </w:rPr>
+      </w:pPr>
+      <w:r>
+        <w:rPr>
+          <w:rFonts w:hint="eastAsia"/>
+        </w:rPr>
+        <w:t xml:space="preserve">    .src = compressed_data,</w:t>
+      </w:r>
+    </w:p>
+    <w:p>
+      <w:pPr>
+        <w:rPr>
+          <w:rFonts w:hint="eastAsia"/>
+        </w:rPr>
+      </w:pPr>
+      <w:r>
+        <w:rPr>
+          <w:rFonts w:hint="eastAsia"/>
+        </w:rPr>
+        <w:t xml:space="preserve">    .src_len = comp_len,</w:t>
+      </w:r>
+    </w:p>
+    <w:p>
+      <w:pPr>
+        <w:rPr>
+          <w:rFonts w:hint="eastAsia"/>
+        </w:rPr>
+      </w:pPr>
+      <w:r>
+        <w:rPr>
+          <w:rFonts w:hint="eastAsia"/>
+        </w:rPr>
+        <w:t xml:space="preserve">    .dst = output_buf,</w:t>
+      </w:r>
+    </w:p>
+    <w:p>
+      <w:pPr>
+        <w:rPr>
+          <w:rFonts w:hint="eastAsia"/>
+        </w:rPr>
+      </w:pPr>
+      <w:r>
+        <w:rPr>
+          <w:rFonts w:hint="eastAsia"/>
+        </w:rPr>
+        <w:t xml:space="preserve">    .dst_len = output_buf_size,</w:t>
+      </w:r>
+    </w:p>
+    <w:p>
+      <w:pPr>
+        <w:rPr>
+          <w:rFonts w:hint="eastAsia"/>
+        </w:rPr>
+      </w:pPr>
+      <w:r>
+        <w:rPr>
+          <w:rFonts w:hint="eastAsia"/>
+        </w:rPr>
+        <w:t xml:space="preserve">    .op_type = WD_DIR_DECOMPRESS,</w:t>
+      </w:r>
+    </w:p>
+    <w:p>
+      <w:pPr>
+        <w:rPr>
+          <w:rFonts w:hint="eastAsia"/>
+        </w:rPr>
+      </w:pPr>
+      <w:r>
+        <w:rPr>
+          <w:rFonts w:hint="eastAsia"/>
+        </w:rPr>
+        <w:t>};</w:t>
+      </w:r>
+    </w:p>
+    <w:p>
+      <w:pPr>
+        <w:rPr>
+          <w:rFonts w:hint="eastAsia"/>
+        </w:rPr>
+      </w:pPr>
+      <w:r>
+        <w:rPr>
+          <w:rFonts w:hint="eastAsia"/>
+        </w:rPr>
+        <w:t>wd_do_comp_sync(sess, &amp;req);</w:t>
+      </w:r>
+    </w:p>
+    <w:p>
+      <w:pPr>
+        <w:rPr>
+          <w:rFonts w:hint="eastAsia"/>
+        </w:rPr>
+      </w:pPr>
+      <w:r>
+        <w:rPr>
+          <w:rFonts w:hint="eastAsia"/>
+        </w:rPr>
+        <w:t>wd_comp_free_sess(sess);</w:t>
+      </w:r>
+    </w:p>
+    <w:p>
+      <w:pPr>
+        <w:rPr>
+          <w:rFonts w:hint="eastAsia"/>
+        </w:rPr>
+      </w:pPr>
+      <w:r>
+        <w:rPr>
+          <w:rFonts w:hint="eastAsia"/>
+        </w:rPr>
+        <w:t>wd_comp_uninit2();</w:t>
+      </w:r>
+    </w:p>
+    <w:p>
+      <w:pPr>
+        <w:rPr>
+          <w:rFonts w:hint="eastAsia"/>
+        </w:rPr>
+      </w:pPr>
+      <w:r>
+        <w:rPr>
+          <w:rFonts w:hint="eastAsia"/>
+        </w:rPr>
+        <w:t>```</w:t>
+      </w:r>
+    </w:p>
+    <w:p>
+      <w:pPr>
+        <w:rPr>
+          <w:rFonts w:hint="eastAsia"/>
+        </w:rPr>
+      </w:pPr>
+      <w:r>
+        <w:rPr>
+          <w:rFonts w:hint="eastAsia"/>
+        </w:rPr>
+        <w:t>**验收标准**:</w:t>
+      </w:r>
+    </w:p>
+    <w:p>
+      <w:pPr>
+        <w:rPr>
+          <w:rFonts w:hint="eastAsia"/>
+        </w:rPr>
+      </w:pPr>
+      <w:r>
+        <w:rPr>
+          <w:rFonts w:hint="eastAsia"/>
+        </w:rPr>
+        <w:t>- [ ] 解压缩数据与原始数据一致</w:t>
+      </w:r>
+    </w:p>
+    <w:p>
+      <w:pPr>
+        <w:rPr>
+          <w:rFonts w:hint="eastAsia"/>
+        </w:rPr>
+      </w:pPr>
+      <w:r>
+        <w:rPr>
+          <w:rFonts w:hint="eastAsia"/>
+        </w:rPr>
+        <w:t>- [ ] `req.dst_len` 正确反映解压后长度</w:t>
+      </w:r>
+    </w:p>
+    <w:p>
+      <w:pPr>
+        <w:rPr>
+          <w:rFonts w:hint="eastAsia"/>
+        </w:rPr>
+      </w:pPr>
+      <w:r>
+        <w:rPr>
+          <w:rFonts w:hint="eastAsia"/>
+        </w:rPr>
+        <w:t>---</w:t>
+      </w:r>
+    </w:p>
+    <w:p>
+      <w:pPr>
+        <w:rPr>
+          <w:rFonts w:hint="eastAsia"/>
+        </w:rPr>
+      </w:pPr>
+      <w:r>
+        <w:rPr>
+          <w:rFonts w:hint="eastAsia"/>
+        </w:rPr>
+        <w:t>### STC-03: 多算法支持验证</w:t>
+      </w:r>
+    </w:p>
+    <w:p>
+      <w:pPr>
+        <w:rPr>
+          <w:rFonts w:hint="eastAsia"/>
+        </w:rPr>
+      </w:pPr>
+      <w:r>
+        <w:rPr>
+          <w:rFonts w:hint="eastAsia"/>
+        </w:rPr>
+        <w:t>**测试矩阵**:</w:t>
+      </w:r>
+    </w:p>
+    <w:p>
+      <w:pPr>
+        <w:rPr>
+          <w:rFonts w:hint="eastAsia"/>
+        </w:rPr>
+      </w:pPr>
+      <w:r>
+        <w:rPr>
+          <w:rFonts w:hint="eastAsia"/>
+        </w:rPr>
+        <w:t>| alg_type | 算法名 | 验证方式 |</w:t>
+      </w:r>
+    </w:p>
+    <w:p>
+      <w:pPr>
+        <w:rPr>
+          <w:rFonts w:hint="eastAsia"/>
+        </w:rPr>
+      </w:pPr>
+      <w:r>
+        <w:rPr>
+          <w:rFonts w:hint="eastAsia"/>
+        </w:rPr>
+        <w:t>|----------|--------|----------|</w:t>
+      </w:r>
+    </w:p>
+    <w:p>
+      <w:pPr>
+        <w:rPr>
+          <w:rFonts w:hint="eastAsia"/>
+        </w:rPr>
+      </w:pPr>
+      <w:r>
+        <w:rPr>
+          <w:rFonts w:hint="eastAsia"/>
+        </w:rPr>
+        <w:t>| WD_ZLIB | zlib | gzip -d 解压验证 |</w:t>
+      </w:r>
+    </w:p>
+    <w:p>
+      <w:pPr>
+        <w:rPr>
+          <w:rFonts w:hint="eastAsia"/>
+        </w:rPr>
+      </w:pPr>
+      <w:r>
+        <w:rPr>
+          <w:rFonts w:hint="eastAsia"/>
+        </w:rPr>
+        <w:t>| WD_GZIP | gzip | gunzip 解压验证 |</w:t>
+      </w:r>
+    </w:p>
+    <w:p>
+      <w:pPr>
+        <w:rPr>
+          <w:rFonts w:hint="eastAsia"/>
+        </w:rPr>
+      </w:pPr>
+      <w:r>
+        <w:rPr>
+          <w:rFonts w:hint="eastAsia"/>
+        </w:rPr>
+        <w:t>| WD_DEFLATE | deflate | zlib库解压验证 |</w:t>
+      </w:r>
+    </w:p>
+    <w:p>
+      <w:pPr>
+        <w:rPr>
+          <w:rFonts w:hint="eastAsia"/>
+        </w:rPr>
+      </w:pPr>
+      <w:r>
+        <w:rPr>
+          <w:rFonts w:hint="eastAsia"/>
+        </w:rPr>
+        <w:t>**验收标准**:</w:t>
+      </w:r>
+    </w:p>
+    <w:p>
+      <w:pPr>
+        <w:rPr>
+          <w:rFonts w:hint="eastAsia"/>
+        </w:rPr>
+      </w:pPr>
+      <w:r>
+        <w:rPr>
+          <w:rFonts w:hint="eastAsia"/>
+        </w:rPr>
+        <w:t>- [ ] 所有算法初始化成功</w:t>
+      </w:r>
+    </w:p>
+    <w:p>
+      <w:pPr>
+        <w:rPr>
+          <w:rFonts w:hint="eastAsia"/>
+        </w:rPr>
+      </w:pPr>
+      <w:r>
+        <w:rPr>
+          <w:rFonts w:hint="eastAsia"/>
+        </w:rPr>
+        <w:t>- [ ] 压缩/解压缩数据格式正确</w:t>
+      </w:r>
+    </w:p>
+    <w:p>
+      <w:pPr>
+        <w:rPr>
+          <w:rFonts w:hint="eastAsia"/>
+        </w:rPr>
+      </w:pPr>
+      <w:r>
+        <w:rPr>
+          <w:rFonts w:hint="eastAsia"/>
+        </w:rPr>
+        <w:t>- [ ] 各算法独立session互不干扰</w:t>
+      </w:r>
+    </w:p>
+    <w:p>
+      <w:pPr>
+        <w:rPr>
+          <w:rFonts w:hint="eastAsia"/>
+        </w:rPr>
+      </w:pPr>
+      <w:r>
+        <w:rPr>
+          <w:rFonts w:hint="eastAsia"/>
+        </w:rPr>
+        <w:t>---</w:t>
+      </w:r>
+    </w:p>
+    <w:p>
+      <w:pPr>
+        <w:rPr>
+          <w:rFonts w:hint="eastAsia"/>
+        </w:rPr>
+      </w:pPr>
+      <w:r>
+        <w:rPr>
+          <w:rFonts w:hint="eastAsia"/>
+        </w:rPr>
+        <w:t>## 二、异构调度验收 (核心)</w:t>
+      </w:r>
+    </w:p>
+    <w:p>
+      <w:pPr>
+        <w:rPr>
+          <w:rFonts w:hint="eastAsia"/>
+        </w:rPr>
+      </w:pPr>
+      <w:r>
+        <w:rPr>
+          <w:rFonts w:hint="eastAsia"/>
+        </w:rPr>
+        <w:t>### STC-04: 多驱动场景调度验证</w:t>
+      </w:r>
+    </w:p>
+    <w:p>
+      <w:pPr>
+        <w:rPr>
+          <w:rFonts w:hint="eastAsia"/>
+        </w:rPr>
+      </w:pPr>
+      <w:r>
+        <w:rPr>
+          <w:rFonts w:hint="eastAsia"/>
+        </w:rPr>
+        <w:t>**场景**: 如果系统有多个驱动（硬件+指令集），验证调度器能正确分发。</w:t>
+      </w:r>
+    </w:p>
+    <w:p>
+      <w:pPr>
+        <w:rPr>
+          <w:rFonts w:hint="eastAsia"/>
+        </w:rPr>
+      </w:pPr>
+      <w:r>
+        <w:rPr>
+          <w:rFonts w:hint="eastAsia"/>
+        </w:rPr>
+        <w:t>**当前ZIP现状**: 只有hisi_zip硬件驱动，无CE/SVE指令集支持。</w:t>
+      </w:r>
+    </w:p>
+    <w:p>
+      <w:pPr>
+        <w:rPr>
+          <w:rFonts w:hint="eastAsia"/>
+        </w:rPr>
+      </w:pPr>
+      <w:r>
+        <w:rPr>
+          <w:rFonts w:hint="eastAsia"/>
+        </w:rPr>
+        <w:t>**验证方式**（通过日志和内部状态）:</w:t>
+      </w:r>
+    </w:p>
+    <w:p>
+      <w:pPr>
+        <w:rPr>
+          <w:rFonts w:hint="eastAsia"/>
+        </w:rPr>
+      </w:pPr>
+      <w:r>
+        <w:rPr>
+          <w:rFonts w:hint="eastAsia"/>
+        </w:rPr>
+        <w:t>```c</w:t>
+      </w:r>
+    </w:p>
+    <w:p>
+      <w:pPr>
+        <w:rPr>
+          <w:rFonts w:hint="eastAsia"/>
+        </w:rPr>
+      </w:pPr>
+      <w:r>
+        <w:rPr>
+          <w:rFonts w:hint="eastAsia"/>
+        </w:rPr>
+        <w:t>// 初始化后检查驱动发现数量</w:t>
+      </w:r>
+    </w:p>
+    <w:p>
+      <w:pPr>
+        <w:rPr>
+          <w:rFonts w:hint="eastAsia"/>
+        </w:rPr>
+      </w:pPr>
+      <w:r>
+        <w:rPr>
+          <w:rFonts w:hint="eastAsia"/>
+        </w:rPr>
+        <w:t>wd_comp_init2_("zlib", SCHED_POLICY_RR, TASK_HW, NULL);</w:t>
+      </w:r>
+    </w:p>
+    <w:p>
+      <w:pPr>
+        <w:rPr>
+          <w:rFonts w:hint="eastAsia"/>
+        </w:rPr>
+      </w:pPr>
+      <w:r>
+        <w:rPr>
+          <w:rFonts w:hint="eastAsia"/>
+        </w:rPr>
+        <w:t>// 检查内部状态（调试日志）</w:t>
+      </w:r>
+    </w:p>
+    <w:p>
+      <w:pPr>
+        <w:rPr>
+          <w:rFonts w:hint="eastAsia"/>
+        </w:rPr>
+      </w:pPr>
+      <w:r>
+        <w:rPr>
+          <w:rFonts w:hint="eastAsia"/>
+        </w:rPr>
+        <w:t>WD_INFO("discovered %u drivers\n", drv_count);  // 应输出1</w:t>
+      </w:r>
+    </w:p>
+    <w:p>
+      <w:pPr>
+        <w:rPr>
+          <w:rFonts w:hint="eastAsia"/>
+        </w:rPr>
+      </w:pPr>
+      <w:r>
+        <w:rPr>
+          <w:rFonts w:hint="eastAsia"/>
+        </w:rPr>
+        <w:t>WD_INFO("ctxs numbers: %u\n", ctx_num);</w:t>
+      </w:r>
+    </w:p>
+    <w:p>
+      <w:pPr>
+        <w:rPr>
+          <w:rFonts w:hint="eastAsia"/>
+        </w:rPr>
+      </w:pPr>
+      <w:r>
+        <w:rPr>
+          <w:rFonts w:hint="eastAsia"/>
+        </w:rPr>
+        <w:t>// 检查drv_region映射</w:t>
+      </w:r>
+    </w:p>
+    <w:p>
+      <w:pPr>
+        <w:rPr>
+          <w:rFonts w:hint="eastAsia"/>
+        </w:rPr>
+      </w:pPr>
+      <w:r>
+        <w:rPr>
+          <w:rFonts w:hint="eastAsia"/>
+        </w:rPr>
+        <w:t>for (int i = 0; i &lt; drv_count; i++) {</w:t>
+      </w:r>
+    </w:p>
+    <w:p>
+      <w:pPr>
+        <w:rPr>
+          <w:rFonts w:hint="eastAsia"/>
+        </w:rPr>
+      </w:pPr>
+      <w:r>
+        <w:rPr>
+          <w:rFonts w:hint="eastAsia"/>
+        </w:rPr>
+        <w:t xml:space="preserve">    WD_INFO("driver %s: ctx[%d-%d]\n", </w:t>
+      </w:r>
+    </w:p>
+    <w:p>
+      <w:pPr>
+        <w:rPr>
+          <w:rFonts w:hint="eastAsia"/>
+        </w:rPr>
+      </w:pPr>
+      <w:r>
+        <w:rPr>
+          <w:rFonts w:hint="eastAsia"/>
+        </w:rPr>
+        <w:t xml:space="preserve">            drv_array[i]-&gt;drv_name,</w:t>
+      </w:r>
+    </w:p>
+    <w:p>
+      <w:pPr>
+        <w:rPr>
+          <w:rFonts w:hint="eastAsia"/>
+        </w:rPr>
+      </w:pPr>
+      <w:r>
+        <w:rPr>
+          <w:rFonts w:hint="eastAsia"/>
+        </w:rPr>
+        <w:t xml:space="preserve">            drv_region[i].begin, drv_region[i].end);</w:t>
+      </w:r>
+    </w:p>
+    <w:p>
+      <w:pPr>
+        <w:rPr>
+          <w:rFonts w:hint="eastAsia"/>
+        </w:rPr>
+      </w:pPr>
+      <w:r>
+        <w:rPr>
+          <w:rFonts w:hint="eastAsia"/>
+        </w:rPr>
+        <w:t>}</w:t>
+      </w:r>
+    </w:p>
+    <w:p>
+      <w:pPr>
+        <w:rPr>
+          <w:rFonts w:hint="eastAsia"/>
+        </w:rPr>
+      </w:pPr>
+      <w:r>
+        <w:rPr>
+          <w:rFonts w:hint="eastAsia"/>
+        </w:rPr>
+        <w:t>```</w:t>
+      </w:r>
+    </w:p>
+    <w:p>
+      <w:pPr>
+        <w:rPr>
+          <w:rFonts w:hint="eastAsia"/>
+        </w:rPr>
+      </w:pPr>
+      <w:r>
+        <w:rPr>
+          <w:rFonts w:hint="eastAsia"/>
+        </w:rPr>
+        <w:t>**验收标准**:</w:t>
+      </w:r>
+    </w:p>
+    <w:p>
+      <w:pPr>
+        <w:rPr>
+          <w:rFonts w:hint="eastAsia"/>
+        </w:rPr>
+      </w:pPr>
+      <w:r>
+        <w:rPr>
+          <w:rFonts w:hint="eastAsia"/>
+        </w:rPr>
+        <w:t>- [ ] `drv_count &gt;= 1`</w:t>
+      </w:r>
+    </w:p>
+    <w:p>
+      <w:pPr>
+        <w:rPr>
+          <w:rFonts w:hint="eastAsia"/>
+        </w:rPr>
+      </w:pPr>
+      <w:r>
+        <w:rPr>
+          <w:rFonts w:hint="eastAsia"/>
+        </w:rPr>
+        <w:t>- [ ] `drv_array[0]-&gt;drv_name == "hisi_zip"`</w:t>
+      </w:r>
+    </w:p>
+    <w:p>
+      <w:pPr>
+        <w:rPr>
+          <w:rFonts w:hint="eastAsia"/>
+        </w:rPr>
+      </w:pPr>
+      <w:r>
+        <w:rPr>
+          <w:rFonts w:hint="eastAsia"/>
+        </w:rPr>
+        <w:t>- [ ] drv_region正确映射ctx范围</w:t>
+      </w:r>
+    </w:p>
+    <w:p>
+      <w:pPr>
+        <w:rPr>
+          <w:rFonts w:hint="eastAsia"/>
+        </w:rPr>
+      </w:pPr>
+      <w:r>
+        <w:rPr>
+          <w:rFonts w:hint="eastAsia"/>
+        </w:rPr>
+        <w:t>---</w:t>
+      </w:r>
+    </w:p>
+    <w:p>
+      <w:pPr>
+        <w:rPr>
+          <w:rFonts w:hint="eastAsia"/>
+        </w:rPr>
+      </w:pPr>
+      <w:r>
+        <w:rPr>
+          <w:rFonts w:hint="eastAsia"/>
+        </w:rPr>
+        <w:t>### STC-05: 兼容过滤验证</w:t>
+      </w:r>
+    </w:p>
+    <w:p>
+      <w:pPr>
+        <w:rPr>
+          <w:rFonts w:hint="eastAsia"/>
+        </w:rPr>
+      </w:pPr>
+      <w:r>
+        <w:rPr>
+          <w:rFonts w:hint="eastAsia"/>
+        </w:rPr>
+        <w:t>**验证 `wd_drv_alg_support` 兼容检查生效**:</w:t>
+      </w:r>
+    </w:p>
+    <w:p>
+      <w:pPr>
+        <w:rPr>
+          <w:rFonts w:hint="eastAsia"/>
+        </w:rPr>
+      </w:pPr>
+      <w:r>
+        <w:rPr>
+          <w:rFonts w:hint="eastAsia"/>
+        </w:rPr>
+        <w:t>```c</w:t>
+      </w:r>
+    </w:p>
+    <w:p>
+      <w:pPr>
+        <w:rPr>
+          <w:rFonts w:hint="eastAsia"/>
+        </w:rPr>
+      </w:pPr>
+      <w:r>
+        <w:rPr>
+          <w:rFonts w:hint="eastAsia"/>
+        </w:rPr>
+        <w:t>// 有效算法应返回true</w:t>
+      </w:r>
+    </w:p>
+    <w:p>
+      <w:pPr>
+        <w:rPr>
+          <w:rFonts w:hint="eastAsia"/>
+        </w:rPr>
+      </w:pPr>
+      <w:r>
+        <w:rPr>
+          <w:rFonts w:hint="eastAsia"/>
+        </w:rPr>
+        <w:t>bool ret1 = wd_drv_alg_support("zlib", &amp;config);   // true</w:t>
+      </w:r>
+    </w:p>
+    <w:p>
+      <w:pPr>
+        <w:rPr>
+          <w:rFonts w:hint="eastAsia"/>
+        </w:rPr>
+      </w:pPr>
+      <w:r>
+        <w:rPr>
+          <w:rFonts w:hint="eastAsia"/>
+        </w:rPr>
+        <w:t>bool ret2 = wd_drv_alg_support("gzip", &amp;config);   // true</w:t>
+      </w:r>
+    </w:p>
+    <w:p>
+      <w:pPr>
+        <w:rPr>
+          <w:rFonts w:hint="eastAsia"/>
+        </w:rPr>
+      </w:pPr>
+      <w:r>
+        <w:rPr>
+          <w:rFonts w:hint="eastAsia"/>
+        </w:rPr>
+        <w:t>// 无效算法应返回false</w:t>
+      </w:r>
+    </w:p>
+    <w:p>
+      <w:pPr>
+        <w:rPr>
+          <w:rFonts w:hint="eastAsia"/>
+        </w:rPr>
+      </w:pPr>
+      <w:r>
+        <w:rPr>
+          <w:rFonts w:hint="eastAsia"/>
+        </w:rPr>
+        <w:t>bool ret3 = wd_drv_alg_support("unknown", &amp;config); // false</w:t>
+      </w:r>
+    </w:p>
+    <w:p>
+      <w:pPr>
+        <w:rPr>
+          <w:rFonts w:hint="eastAsia"/>
+        </w:rPr>
+      </w:pPr>
+      <w:r>
+        <w:rPr>
+          <w:rFonts w:hint="eastAsia"/>
+        </w:rPr>
+        <w:t>bool ret4 = wd_drv_alg_support("sm4", &amp;config);     // false (cipher算法)</w:t>
+      </w:r>
+    </w:p>
+    <w:p>
+      <w:pPr>
+        <w:rPr>
+          <w:rFonts w:hint="eastAsia"/>
+        </w:rPr>
+      </w:pPr>
+      <w:r>
+        <w:rPr>
+          <w:rFonts w:hint="eastAsia"/>
+        </w:rPr>
+        <w:t>```</w:t>
+      </w:r>
+    </w:p>
+    <w:p>
+      <w:pPr>
+        <w:rPr>
+          <w:rFonts w:hint="eastAsia"/>
+        </w:rPr>
+      </w:pPr>
+      <w:r>
+        <w:rPr>
+          <w:rFonts w:hint="eastAsia"/>
+        </w:rPr>
+        <w:t>**验收标准**:</w:t>
+      </w:r>
+    </w:p>
+    <w:p>
+      <w:pPr>
+        <w:rPr>
+          <w:rFonts w:hint="eastAsia"/>
+        </w:rPr>
+      </w:pPr>
+      <w:r>
+        <w:rPr>
+          <w:rFonts w:hint="eastAsia"/>
+        </w:rPr>
+        <w:t>- [ ] zlib/gzip/deflate 返回 true</w:t>
+      </w:r>
+    </w:p>
+    <w:p>
+      <w:pPr>
+        <w:rPr>
+          <w:rFonts w:hint="eastAsia"/>
+        </w:rPr>
+      </w:pPr>
+      <w:r>
+        <w:rPr>
+          <w:rFonts w:hint="eastAsia"/>
+        </w:rPr>
+        <w:t>- [ ] 不支持算法返回 false</w:t>
+      </w:r>
+    </w:p>
+    <w:p>
+      <w:pPr>
+        <w:rPr>
+          <w:rFonts w:hint="eastAsia"/>
+        </w:rPr>
+      </w:pPr>
+      <w:r>
+        <w:rPr>
+          <w:rFonts w:hint="eastAsia"/>
+        </w:rPr>
+        <w:t>- [ ] alloc_sess时兼容检查拦截无效算法</w:t>
+      </w:r>
+    </w:p>
+    <w:p>
+      <w:pPr>
+        <w:rPr>
+          <w:rFonts w:hint="eastAsia"/>
+        </w:rPr>
+      </w:pPr>
+      <w:r>
+        <w:rPr>
+          <w:rFonts w:hint="eastAsia"/>
+        </w:rPr>
+        <w:t>---</w:t>
+      </w:r>
+    </w:p>
+    <w:p>
+      <w:pPr>
+        <w:rPr>
+          <w:rFonts w:hint="eastAsia"/>
+        </w:rPr>
+      </w:pPr>
+      <w:r>
+        <w:rPr>
+          <w:rFonts w:hint="eastAsia"/>
+        </w:rPr>
+        <w:t>### STC-06: 调度参数传递验证</w:t>
+      </w:r>
+    </w:p>
+    <w:p>
+      <w:pPr>
+        <w:rPr>
+          <w:rFonts w:hint="eastAsia"/>
+        </w:rPr>
+      </w:pPr>
+      <w:r>
+        <w:rPr>
+          <w:rFonts w:hint="eastAsia"/>
+        </w:rPr>
+        <w:t>**验证 `sched.set_param` 参数设置生效**:</w:t>
+      </w:r>
+    </w:p>
+    <w:p>
+      <w:pPr>
+        <w:rPr>
+          <w:rFonts w:hint="eastAsia"/>
+        </w:rPr>
+      </w:pPr>
+      <w:r>
+        <w:rPr>
+          <w:rFonts w:hint="eastAsia"/>
+        </w:rPr>
+        <w:t>```c</w:t>
+      </w:r>
+    </w:p>
+    <w:p>
+      <w:pPr>
+        <w:rPr>
+          <w:rFonts w:hint="eastAsia"/>
+        </w:rPr>
+      </w:pPr>
+      <w:r>
+        <w:rPr>
+          <w:rFonts w:hint="eastAsia"/>
+        </w:rPr>
+        <w:t>// alloc_sess后，sched_key应包含算法信息</w:t>
+      </w:r>
+    </w:p>
+    <w:p>
+      <w:pPr>
+        <w:rPr>
+          <w:rFonts w:hint="eastAsia"/>
+        </w:rPr>
+      </w:pPr>
+      <w:r>
+        <w:rPr>
+          <w:rFonts w:hint="eastAsia"/>
+        </w:rPr>
+        <w:t>handle_t sess = wd_comp_alloc_sess(&amp;setup);</w:t>
+      </w:r>
+    </w:p>
+    <w:p>
+      <w:pPr>
+        <w:rPr>
+          <w:rFonts w:hint="eastAsia"/>
+        </w:rPr>
+      </w:pPr>
+      <w:r>
+        <w:rPr>
+          <w:rFonts w:hint="eastAsia"/>
+        </w:rPr>
+        <w:t>// 内部检查（调试）</w:t>
+      </w:r>
+    </w:p>
+    <w:p>
+      <w:pPr>
+        <w:rPr>
+          <w:rFonts w:hint="eastAsia"/>
+        </w:rPr>
+      </w:pPr>
+      <w:r>
+        <w:rPr>
+          <w:rFonts w:hint="eastAsia"/>
+        </w:rPr>
+        <w:t>struct wd_sched_key *skey = (struct wd_sched_key *)sess-&gt;sched_key;</w:t>
+      </w:r>
+    </w:p>
+    <w:p>
+      <w:pPr>
+        <w:rPr>
+          <w:rFonts w:hint="eastAsia"/>
+        </w:rPr>
+      </w:pPr>
+      <w:r>
+        <w:rPr>
+          <w:rFonts w:hint="eastAsia"/>
+        </w:rPr>
+        <w:t>WD_INFO("skey alg_name: %s\n", skey-&gt;alg_name);  // 应为"zlib"</w:t>
+      </w:r>
+    </w:p>
+    <w:p>
+      <w:pPr>
+        <w:rPr>
+          <w:rFonts w:hint="eastAsia"/>
+        </w:rPr>
+      </w:pPr>
+      <w:r>
+        <w:rPr>
+          <w:rFonts w:hint="eastAsia"/>
+        </w:rPr>
+        <w:t>WD_INFO("skey ctxs: %p\n", skey-&gt;ctxs);          // 应为config.ctxs</w:t>
+      </w:r>
+    </w:p>
+    <w:p>
+      <w:pPr>
+        <w:rPr>
+          <w:rFonts w:hint="eastAsia"/>
+        </w:rPr>
+      </w:pPr>
+      <w:r>
+        <w:rPr>
+          <w:rFonts w:hint="eastAsia"/>
+        </w:rPr>
+        <w:t>```</w:t>
+      </w:r>
+    </w:p>
+    <w:p>
+      <w:pPr>
+        <w:rPr>
+          <w:rFonts w:hint="eastAsia"/>
+        </w:rPr>
+      </w:pPr>
+      <w:r>
+        <w:rPr>
+          <w:rFonts w:hint="eastAsia"/>
+        </w:rPr>
+        <w:t>**验收标准**:</w:t>
+      </w:r>
+    </w:p>
+    <w:p>
+      <w:pPr>
+        <w:rPr>
+          <w:rFonts w:hint="eastAsia"/>
+        </w:rPr>
+      </w:pPr>
+      <w:r>
+        <w:rPr>
+          <w:rFonts w:hint="eastAsia"/>
+        </w:rPr>
+        <w:t>- [ ] sched_key-&gt;alg_name 正确设置</w:t>
+      </w:r>
+    </w:p>
+    <w:p>
+      <w:pPr>
+        <w:rPr>
+          <w:rFonts w:hint="eastAsia"/>
+        </w:rPr>
+      </w:pPr>
+      <w:r>
+        <w:rPr>
+          <w:rFonts w:hint="eastAsia"/>
+        </w:rPr>
+        <w:t>- [ ] sched_key-&gt;ctxs 指向正确的ctx数组</w:t>
+      </w:r>
+    </w:p>
+    <w:p>
+      <w:pPr>
+        <w:rPr>
+          <w:rFonts w:hint="eastAsia"/>
+        </w:rPr>
+      </w:pPr>
+      <w:r>
+        <w:rPr>
+          <w:rFonts w:hint="eastAsia"/>
+        </w:rPr>
+        <w:t>---</w:t>
+      </w:r>
+    </w:p>
+    <w:p>
+      <w:pPr>
+        <w:rPr>
+          <w:rFonts w:hint="eastAsia"/>
+        </w:rPr>
+      </w:pPr>
+      <w:r>
+        <w:rPr>
+          <w:rFonts w:hint="eastAsia"/>
+        </w:rPr>
+        <w:t>## 三、参数配置验收</w:t>
+      </w:r>
+    </w:p>
+    <w:p>
+      <w:pPr>
+        <w:rPr>
+          <w:rFonts w:hint="eastAsia"/>
+        </w:rPr>
+      </w:pPr>
+      <w:r>
+        <w:rPr>
+          <w:rFonts w:hint="eastAsia"/>
+        </w:rPr>
+        <w:t>### STC-07: 自定义ctx配置</w:t>
+      </w:r>
+    </w:p>
+    <w:p>
+      <w:pPr>
+        <w:rPr>
+          <w:rFonts w:hint="eastAsia"/>
+        </w:rPr>
+      </w:pPr>
+      <w:r>
+        <w:rPr>
+          <w:rFonts w:hint="eastAsia"/>
+        </w:rPr>
+        <w:t>**客户自定义ctx参数**:</w:t>
+      </w:r>
+    </w:p>
+    <w:p>
+      <w:pPr>
+        <w:rPr>
+          <w:rFonts w:hint="eastAsia"/>
+        </w:rPr>
+      </w:pPr>
+      <w:r>
+        <w:rPr>
+          <w:rFonts w:hint="eastAsia"/>
+        </w:rPr>
+        <w:t>```c</w:t>
+      </w:r>
+    </w:p>
+    <w:p>
+      <w:pPr>
+        <w:rPr>
+          <w:rFonts w:hint="eastAsia"/>
+        </w:rPr>
+      </w:pPr>
+      <w:r>
+        <w:rPr>
+          <w:rFonts w:hint="eastAsia"/>
+        </w:rPr>
+        <w:t>struct wd_ctx_params ctx_params = {</w:t>
+      </w:r>
+    </w:p>
+    <w:p>
+      <w:pPr>
+        <w:rPr>
+          <w:rFonts w:hint="eastAsia"/>
+        </w:rPr>
+      </w:pPr>
+      <w:r>
+        <w:rPr>
+          <w:rFonts w:hint="eastAsia"/>
+        </w:rPr>
+        <w:t xml:space="preserve">    .op_type_num = 2,  // compress + decompress</w:t>
+      </w:r>
+    </w:p>
+    <w:p>
+      <w:pPr>
+        <w:rPr>
+          <w:rFonts w:hint="eastAsia"/>
+        </w:rPr>
+      </w:pPr>
+      <w:r>
+        <w:rPr>
+          <w:rFonts w:hint="eastAsia"/>
+        </w:rPr>
+        <w:t xml:space="preserve">    .ctx_set_num = ctx_nums,</w:t>
+      </w:r>
+    </w:p>
+    <w:p>
+      <w:pPr>
+        <w:rPr>
+          <w:rFonts w:hint="eastAsia"/>
+        </w:rPr>
+      </w:pPr>
+      <w:r>
+        <w:rPr>
+          <w:rFonts w:hint="eastAsia"/>
+        </w:rPr>
+        <w:t xml:space="preserve">    .bmp = numa_allocate_nodemask(),</w:t>
+      </w:r>
+    </w:p>
+    <w:p>
+      <w:pPr>
+        <w:rPr>
+          <w:rFonts w:hint="eastAsia"/>
+        </w:rPr>
+      </w:pPr>
+      <w:r>
+        <w:rPr>
+          <w:rFonts w:hint="eastAsia"/>
+        </w:rPr>
+        <w:t>};</w:t>
+      </w:r>
+    </w:p>
+    <w:p>
+      <w:pPr>
+        <w:rPr>
+          <w:rFonts w:hint="eastAsia"/>
+        </w:rPr>
+      </w:pPr>
+      <w:r>
+        <w:rPr>
+          <w:rFonts w:hint="eastAsia"/>
+        </w:rPr>
+        <w:t>wd_comp_init2_("zlib", SCHED_POLICY_RR, TASK_HW, &amp;ctx_params);</w:t>
+      </w:r>
+    </w:p>
+    <w:p>
+      <w:pPr>
+        <w:rPr>
+          <w:rFonts w:hint="eastAsia"/>
+        </w:rPr>
+      </w:pPr>
+      <w:r>
+        <w:rPr>
+          <w:rFonts w:hint="eastAsia"/>
+        </w:rPr>
+        <w:t>```</w:t>
+      </w:r>
+    </w:p>
+    <w:p>
+      <w:pPr>
+        <w:rPr>
+          <w:rFonts w:hint="eastAsia"/>
+        </w:rPr>
+      </w:pPr>
+      <w:r>
+        <w:rPr>
+          <w:rFonts w:hint="eastAsia"/>
+        </w:rPr>
+        <w:t>**验收标准**:</w:t>
+      </w:r>
+    </w:p>
+    <w:p>
+      <w:pPr>
+        <w:rPr>
+          <w:rFonts w:hint="eastAsia"/>
+        </w:rPr>
+      </w:pPr>
+      <w:r>
+        <w:rPr>
+          <w:rFonts w:hint="eastAsia"/>
+        </w:rPr>
+        <w:t>- [ ] 自定义ctx数量生效</w:t>
+      </w:r>
+    </w:p>
+    <w:p>
+      <w:pPr>
+        <w:rPr>
+          <w:rFonts w:hint="eastAsia"/>
+        </w:rPr>
+      </w:pPr>
+      <w:r>
+        <w:rPr>
+          <w:rFonts w:hint="eastAsia"/>
+        </w:rPr>
+        <w:t>- [ ] NUMA绑定正确</w:t>
+      </w:r>
+    </w:p>
+    <w:p>
+      <w:pPr>
+        <w:rPr>
+          <w:rFonts w:hint="eastAsia"/>
+        </w:rPr>
+      </w:pPr>
+      <w:r>
+        <w:rPr>
+          <w:rFonts w:hint="eastAsia"/>
+        </w:rPr>
+        <w:t>---</w:t>
+      </w:r>
+    </w:p>
+    <w:p>
+      <w:pPr>
+        <w:rPr>
+          <w:rFonts w:hint="eastAsia"/>
+        </w:rPr>
+      </w:pPr>
+      <w:r>
+        <w:rPr>
+          <w:rFonts w:hint="eastAsia"/>
+        </w:rPr>
+        <w:t>### STC-08: 调度策略选择</w:t>
+      </w:r>
+    </w:p>
+    <w:p>
+      <w:pPr>
+        <w:rPr>
+          <w:rFonts w:hint="eastAsia"/>
+        </w:rPr>
+      </w:pPr>
+      <w:r>
+        <w:rPr>
+          <w:rFonts w:hint="eastAsia"/>
+        </w:rPr>
+        <w:t>**测试不同调度策略**:</w:t>
+      </w:r>
+    </w:p>
+    <w:p>
+      <w:pPr>
+        <w:rPr>
+          <w:rFonts w:hint="eastAsia"/>
+        </w:rPr>
+      </w:pPr>
+      <w:r>
+        <w:rPr>
+          <w:rFonts w:hint="eastAsia"/>
+        </w:rPr>
+        <w:t>| sched_type | 预期行为 |</w:t>
+      </w:r>
+    </w:p>
+    <w:p>
+      <w:pPr>
+        <w:rPr>
+          <w:rFonts w:hint="eastAsia"/>
+        </w:rPr>
+      </w:pPr>
+      <w:r>
+        <w:rPr>
+          <w:rFonts w:hint="eastAsia"/>
+        </w:rPr>
+        <w:t>|------------|----------|</w:t>
+      </w:r>
+    </w:p>
+    <w:p>
+      <w:pPr>
+        <w:rPr>
+          <w:rFonts w:hint="eastAsia"/>
+        </w:rPr>
+      </w:pPr>
+      <w:r>
+        <w:rPr>
+          <w:rFonts w:hint="eastAsia"/>
+        </w:rPr>
+        <w:t>| SCHED_POLICY_RR | round-robin轮询所有ctx |</w:t>
+      </w:r>
+    </w:p>
+    <w:p>
+      <w:pPr>
+        <w:rPr>
+          <w:rFonts w:hint="eastAsia"/>
+        </w:rPr>
+      </w:pPr>
+      <w:r>
+        <w:rPr>
+          <w:rFonts w:hint="eastAsia"/>
+        </w:rPr>
+        <w:t>| SCHED_POLICY_NONE | 固定ctx |</w:t>
+      </w:r>
+    </w:p>
+    <w:p>
+      <w:pPr>
+        <w:rPr>
+          <w:rFonts w:hint="eastAsia"/>
+        </w:rPr>
+      </w:pPr>
+      <w:r>
+        <w:rPr>
+          <w:rFonts w:hint="eastAsia"/>
+        </w:rPr>
+        <w:t>| SCHED_POLICY_SINGLE | 单ctx模式 |</w:t>
+      </w:r>
+    </w:p>
+    <w:p>
+      <w:pPr>
+        <w:rPr>
+          <w:rFonts w:hint="eastAsia"/>
+        </w:rPr>
+      </w:pPr>
+      <w:r>
+        <w:rPr>
+          <w:rFonts w:hint="eastAsia"/>
+        </w:rPr>
+        <w:t>```c</w:t>
+      </w:r>
+    </w:p>
+    <w:p>
+      <w:pPr>
+        <w:rPr>
+          <w:rFonts w:hint="eastAsia"/>
+        </w:rPr>
+      </w:pPr>
+      <w:r>
+        <w:rPr>
+          <w:rFonts w:hint="eastAsia"/>
+        </w:rPr>
+        <w:t>// 测试RR策略</w:t>
+      </w:r>
+    </w:p>
+    <w:p>
+      <w:pPr>
+        <w:rPr>
+          <w:rFonts w:hint="eastAsia"/>
+        </w:rPr>
+      </w:pPr>
+      <w:r>
+        <w:rPr>
+          <w:rFonts w:hint="eastAsia"/>
+        </w:rPr>
+        <w:t>wd_comp_init2_("zlib", SCHED_POLICY_RR, TASK_HW, NULL);</w:t>
+      </w:r>
+    </w:p>
+    <w:p>
+      <w:pPr>
+        <w:rPr>
+          <w:rFonts w:hint="eastAsia"/>
+        </w:rPr>
+      </w:pPr>
+      <w:r>
+        <w:rPr>
+          <w:rFonts w:hint="eastAsia"/>
+        </w:rPr>
+        <w:t>// 多次执行压缩，观察ctx轮换</w:t>
+      </w:r>
+    </w:p>
+    <w:p>
+      <w:pPr>
+        <w:rPr>
+          <w:rFonts w:hint="eastAsia"/>
+        </w:rPr>
+      </w:pPr>
+      <w:r>
+        <w:rPr>
+          <w:rFonts w:hint="eastAsia"/>
+        </w:rPr>
+        <w:t>for (int i = 0; i &lt; 10; i++) {</w:t>
+      </w:r>
+    </w:p>
+    <w:p>
+      <w:pPr>
+        <w:rPr>
+          <w:rFonts w:hint="eastAsia"/>
+        </w:rPr>
+      </w:pPr>
+      <w:r>
+        <w:rPr>
+          <w:rFonts w:hint="eastAsia"/>
+        </w:rPr>
+        <w:t xml:space="preserve">    wd_do_comp_sync(sess, &amp;req);</w:t>
+      </w:r>
+    </w:p>
+    <w:p>
+      <w:pPr>
+        <w:rPr>
+          <w:rFonts w:hint="eastAsia"/>
+        </w:rPr>
+      </w:pPr>
+      <w:r>
+        <w:rPr>
+          <w:rFonts w:hint="eastAsia"/>
+        </w:rPr>
+        <w:t xml:space="preserve">    WD_INFO("ctx_pos: %u\n", sched_key-&gt;last_ctx_pos);</w:t>
+      </w:r>
+    </w:p>
+    <w:p>
+      <w:pPr>
+        <w:rPr>
+          <w:rFonts w:hint="eastAsia"/>
+        </w:rPr>
+      </w:pPr>
+      <w:r>
+        <w:rPr>
+          <w:rFonts w:hint="eastAsia"/>
+        </w:rPr>
+        <w:t>}</w:t>
+      </w:r>
+    </w:p>
+    <w:p>
+      <w:pPr>
+        <w:rPr>
+          <w:rFonts w:hint="eastAsia"/>
+        </w:rPr>
+      </w:pPr>
+      <w:r>
+        <w:rPr>
+          <w:rFonts w:hint="eastAsia"/>
+        </w:rPr>
+        <w:t>```</w:t>
+      </w:r>
+    </w:p>
+    <w:p>
+      <w:pPr>
+        <w:rPr>
+          <w:rFonts w:hint="eastAsia"/>
+        </w:rPr>
+      </w:pPr>
+      <w:r>
+        <w:rPr>
+          <w:rFonts w:hint="eastAsia"/>
+        </w:rPr>
+        <w:t>**验收标准**:</w:t>
+      </w:r>
+    </w:p>
+    <w:p>
+      <w:pPr>
+        <w:rPr>
+          <w:rFonts w:hint="eastAsia"/>
+        </w:rPr>
+      </w:pPr>
+      <w:r>
+        <w:rPr>
+          <w:rFonts w:hint="eastAsia"/>
+        </w:rPr>
+        <w:t>- [ ] RR策略下ctx索引轮换</w:t>
+      </w:r>
+    </w:p>
+    <w:p>
+      <w:pPr>
+        <w:rPr>
+          <w:rFonts w:hint="eastAsia"/>
+        </w:rPr>
+      </w:pPr>
+      <w:r>
+        <w:rPr>
+          <w:rFonts w:hint="eastAsia"/>
+        </w:rPr>
+        <w:t>- [ ] NONE/SINGLE策略ctx固定</w:t>
+      </w:r>
+    </w:p>
+    <w:p>
+      <w:pPr>
+        <w:rPr>
+          <w:rFonts w:hint="eastAsia"/>
+        </w:rPr>
+      </w:pPr>
+      <w:r>
+        <w:rPr>
+          <w:rFonts w:hint="eastAsia"/>
+        </w:rPr>
+        <w:t>---</w:t>
+      </w:r>
+    </w:p>
+    <w:p>
+      <w:pPr>
+        <w:rPr>
+          <w:rFonts w:hint="eastAsia"/>
+        </w:rPr>
+      </w:pPr>
+      <w:r>
+        <w:rPr>
+          <w:rFonts w:hint="eastAsia"/>
+        </w:rPr>
+        <w:t>### STC-09: 环境变量配置生效</w:t>
+      </w:r>
+    </w:p>
+    <w:p>
+      <w:pPr>
+        <w:rPr>
+          <w:rFonts w:hint="eastAsia"/>
+        </w:rPr>
+      </w:pPr>
+      <w:r>
+        <w:rPr>
+          <w:rFonts w:hint="eastAsia"/>
+        </w:rPr>
+        <w:t>**配置环境变量后验证**:</w:t>
+      </w:r>
+    </w:p>
+    <w:p>
+      <w:pPr>
+        <w:rPr>
+          <w:rFonts w:hint="eastAsia"/>
+        </w:rPr>
+      </w:pPr>
+      <w:r>
+        <w:rPr>
+          <w:rFonts w:hint="eastAsia"/>
+        </w:rPr>
+        <w:t>```bash</w:t>
+      </w:r>
+    </w:p>
+    <w:p>
+      <w:pPr>
+        <w:rPr>
+          <w:rFonts w:hint="eastAsia"/>
+        </w:rPr>
+      </w:pPr>
+      <w:r>
+        <w:rPr>
+          <w:rFonts w:hint="eastAsia"/>
+        </w:rPr>
+        <w:t>export WD_COMP_CTX_NUM="sync-comp:8@0,async-decomp:4@1"</w:t>
+      </w:r>
+    </w:p>
+    <w:p>
+      <w:pPr>
+        <w:rPr>
+          <w:rFonts w:hint="eastAsia"/>
+        </w:rPr>
+      </w:pPr>
+      <w:r>
+        <w:rPr>
+          <w:rFonts w:hint="eastAsia"/>
+        </w:rPr>
+        <w:t>export WD_COMP_EPOLL_EN=1</w:t>
+      </w:r>
+    </w:p>
+    <w:p>
+      <w:pPr>
+        <w:rPr>
+          <w:rFonts w:hint="eastAsia"/>
+        </w:rPr>
+      </w:pPr>
+      <w:r>
+        <w:rPr>
+          <w:rFonts w:hint="eastAsia"/>
+        </w:rPr>
+        <w:t>```</w:t>
+      </w:r>
+    </w:p>
+    <w:p>
+      <w:pPr>
+        <w:rPr>
+          <w:rFonts w:hint="eastAsia"/>
+        </w:rPr>
+      </w:pPr>
+      <w:r>
+        <w:rPr>
+          <w:rFonts w:hint="eastAsia"/>
+        </w:rPr>
+        <w:t>```c</w:t>
+      </w:r>
+    </w:p>
+    <w:p>
+      <w:pPr>
+        <w:rPr>
+          <w:rFonts w:hint="eastAsia"/>
+        </w:rPr>
+      </w:pPr>
+      <w:r>
+        <w:rPr>
+          <w:rFonts w:hint="eastAsia"/>
+        </w:rPr>
+        <w:t>wd_comp_init2_("zlib", SCHED_POLICY_RR, TASK_HW, NULL);</w:t>
+      </w:r>
+    </w:p>
+    <w:p>
+      <w:pPr>
+        <w:rPr>
+          <w:rFonts w:hint="eastAsia"/>
+        </w:rPr>
+      </w:pPr>
+      <w:r>
+        <w:rPr>
+          <w:rFonts w:hint="eastAsia"/>
+        </w:rPr>
+        <w:t>// 检查ctx数量</w:t>
+      </w:r>
+    </w:p>
+    <w:p>
+      <w:pPr>
+        <w:rPr>
+          <w:rFonts w:hint="eastAsia"/>
+        </w:rPr>
+      </w:pPr>
+      <w:r>
+        <w:rPr>
+          <w:rFonts w:hint="eastAsia"/>
+        </w:rPr>
+        <w:t>WD_INFO("sync ctx: %u, async ctx: %u\n", ...);</w:t>
+      </w:r>
+    </w:p>
+    <w:p>
+      <w:pPr>
+        <w:rPr>
+          <w:rFonts w:hint="eastAsia"/>
+        </w:rPr>
+      </w:pPr>
+      <w:r>
+        <w:rPr>
+          <w:rFonts w:hint="eastAsia"/>
+        </w:rPr>
+        <w:t>```</w:t>
+      </w:r>
+    </w:p>
+    <w:p>
+      <w:pPr>
+        <w:rPr>
+          <w:rFonts w:hint="eastAsia"/>
+        </w:rPr>
+      </w:pPr>
+      <w:r>
+        <w:rPr>
+          <w:rFonts w:hint="eastAsia"/>
+        </w:rPr>
+        <w:t>**验收标准**:</w:t>
+      </w:r>
+    </w:p>
+    <w:p>
+      <w:pPr>
+        <w:rPr>
+          <w:rFonts w:hint="eastAsia"/>
+        </w:rPr>
+      </w:pPr>
+      <w:r>
+        <w:rPr>
+          <w:rFonts w:hint="eastAsia"/>
+        </w:rPr>
+        <w:t>- [ ] 环境变量配置的ctx数量生效</w:t>
+      </w:r>
+    </w:p>
+    <w:p>
+      <w:pPr>
+        <w:rPr>
+          <w:rFonts w:hint="eastAsia"/>
+        </w:rPr>
+      </w:pPr>
+      <w:r>
+        <w:rPr>
+          <w:rFonts w:hint="eastAsia"/>
+        </w:rPr>
+        <w:t>- [ ] epoll模式启用</w:t>
+      </w:r>
+    </w:p>
+    <w:p>
+      <w:pPr>
+        <w:rPr>
+          <w:rFonts w:hint="eastAsia"/>
+        </w:rPr>
+      </w:pPr>
+      <w:r>
+        <w:rPr>
+          <w:rFonts w:hint="eastAsia"/>
+        </w:rPr>
+        <w:t>---</w:t>
+      </w:r>
+    </w:p>
+    <w:p>
+      <w:pPr>
+        <w:rPr>
+          <w:rFonts w:hint="eastAsia"/>
+        </w:rPr>
+      </w:pPr>
+      <w:r>
+        <w:rPr>
+          <w:rFonts w:hint="eastAsia"/>
+        </w:rPr>
+        <w:t>## 四、性能验收</w:t>
+      </w:r>
+    </w:p>
+    <w:p>
+      <w:pPr>
+        <w:rPr>
+          <w:rFonts w:hint="eastAsia"/>
+        </w:rPr>
+      </w:pPr>
+      <w:r>
+        <w:rPr>
+          <w:rFonts w:hint="eastAsia"/>
+        </w:rPr>
+        <w:t>### STC-10: 基准性能测试</w:t>
+      </w:r>
+    </w:p>
+    <w:p>
+      <w:pPr>
+        <w:rPr>
+          <w:rFonts w:hint="eastAsia"/>
+        </w:rPr>
+      </w:pPr>
+      <w:r>
+        <w:rPr>
+          <w:rFonts w:hint="eastAsia"/>
+        </w:rPr>
+        <w:t>**使用uadk_tool执行基准测试**:</w:t>
+      </w:r>
+    </w:p>
+    <w:p>
+      <w:pPr>
+        <w:rPr>
+          <w:rFonts w:hint="eastAsia"/>
+        </w:rPr>
+      </w:pPr>
+      <w:r>
+        <w:rPr>
+          <w:rFonts w:hint="eastAsia"/>
+        </w:rPr>
+        <w:t>```bash</w:t>
+      </w:r>
+    </w:p>
+    <w:p>
+      <w:pPr>
+        <w:rPr>
+          <w:rFonts w:hint="eastAsia"/>
+        </w:rPr>
+      </w:pPr>
+      <w:r>
+        <w:rPr>
+          <w:rFonts w:hint="eastAsia"/>
+        </w:rPr>
+        <w:t># 压缩性能</w:t>
+      </w:r>
+    </w:p>
+    <w:p>
+      <w:pPr>
+        <w:rPr>
+          <w:rFonts w:hint="eastAsia"/>
+        </w:rPr>
+      </w:pPr>
+      <w:r>
+        <w:rPr>
+          <w:rFonts w:hint="eastAsia"/>
+        </w:rPr>
+        <w:t>uadk_tool benchmark --alg zlib --mode sva --sync \</w:t>
+      </w:r>
+    </w:p>
+    <w:p>
+      <w:pPr>
+        <w:rPr>
+          <w:rFonts w:hint="eastAsia"/>
+        </w:rPr>
+      </w:pPr>
+      <w:r>
+        <w:rPr>
+          <w:rFonts w:hint="eastAsia"/>
+        </w:rPr>
+        <w:t xml:space="preserve">    --pktlen 4096 --seconds 5</w:t>
+      </w:r>
+    </w:p>
+    <w:p>
+      <w:pPr>
+        <w:rPr>
+          <w:rFonts w:hint="eastAsia"/>
+        </w:rPr>
+      </w:pPr>
+      <w:r>
+        <w:rPr>
+          <w:rFonts w:hint="eastAsia"/>
+        </w:rPr>
+        <w:t># 解压缩性能</w:t>
+      </w:r>
+    </w:p>
+    <w:p>
+      <w:pPr>
+        <w:rPr>
+          <w:rFonts w:hint="eastAsia"/>
+        </w:rPr>
+      </w:pPr>
+      <w:r>
+        <w:rPr>
+          <w:rFonts w:hint="eastAsia"/>
+        </w:rPr>
+        <w:t>uadk_tool benchmark --alg zlib --mode sva --sync \</w:t>
+      </w:r>
+    </w:p>
+    <w:p>
+      <w:pPr>
+        <w:rPr>
+          <w:rFonts w:hint="eastAsia"/>
+        </w:rPr>
+      </w:pPr>
+      <w:r>
+        <w:rPr>
+          <w:rFonts w:hint="eastAsia"/>
+        </w:rPr>
+        <w:t xml:space="preserve">    --pktlen 4096 --seconds 5 --decomp</w:t>
+      </w:r>
+    </w:p>
+    <w:p>
+      <w:pPr>
+        <w:rPr>
+          <w:rFonts w:hint="eastAsia"/>
+        </w:rPr>
+      </w:pPr>
+      <w:r>
+        <w:rPr>
+          <w:rFonts w:hint="eastAsia"/>
+        </w:rPr>
+        <w:t>```</w:t>
+      </w:r>
+    </w:p>
+    <w:p>
+      <w:pPr>
+        <w:rPr>
+          <w:rFonts w:hint="eastAsia"/>
+        </w:rPr>
+      </w:pPr>
+      <w:r>
+        <w:rPr>
+          <w:rFonts w:hint="eastAsia"/>
+        </w:rPr>
+        <w:t>**验收标准**:</w:t>
+      </w:r>
+    </w:p>
+    <w:p>
+      <w:pPr>
+        <w:rPr>
+          <w:rFonts w:hint="eastAsia"/>
+        </w:rPr>
+      </w:pPr>
+      <w:r>
+        <w:rPr>
+          <w:rFonts w:hint="eastAsia"/>
+        </w:rPr>
+        <w:t>- [ ] 性能数据正常输出</w:t>
+      </w:r>
+    </w:p>
+    <w:p>
+      <w:pPr>
+        <w:rPr>
+          <w:rFonts w:hint="eastAsia"/>
+        </w:rPr>
+      </w:pPr>
+      <w:r>
+        <w:rPr>
+          <w:rFonts w:hint="eastAsia"/>
+        </w:rPr>
+        <w:t>- [ ] 无错误/崩溃</w:t>
+      </w:r>
+    </w:p>
+    <w:p>
+      <w:pPr>
+        <w:rPr>
+          <w:rFonts w:hint="eastAsia"/>
+        </w:rPr>
+      </w:pPr>
+      <w:r>
+        <w:rPr>
+          <w:rFonts w:hint="eastAsia"/>
+        </w:rPr>
+        <w:t>- [ ] 性能不低于Origin版本</w:t>
+      </w:r>
+    </w:p>
+    <w:p>
+      <w:pPr>
+        <w:rPr>
+          <w:rFonts w:hint="eastAsia"/>
+        </w:rPr>
+      </w:pPr>
+      <w:r>
+        <w:rPr>
+          <w:rFonts w:hint="eastAsia"/>
+        </w:rPr>
+        <w:t>---</w:t>
+      </w:r>
+    </w:p>
+    <w:p>
+      <w:pPr>
+        <w:rPr>
+          <w:rFonts w:hint="eastAsia"/>
+        </w:rPr>
+      </w:pPr>
+      <w:r>
+        <w:rPr>
+          <w:rFonts w:hint="eastAsia"/>
+        </w:rPr>
+        <w:t>### STC-11: 并发业务测试</w:t>
+      </w:r>
+    </w:p>
+    <w:p>
+      <w:pPr>
+        <w:rPr>
+          <w:rFonts w:hint="eastAsia"/>
+        </w:rPr>
+      </w:pPr>
+      <w:r>
+        <w:rPr>
+          <w:rFonts w:hint="eastAsia"/>
+        </w:rPr>
+        <w:t>**多线程并发压缩**:</w:t>
+      </w:r>
+    </w:p>
+    <w:p>
+      <w:pPr>
+        <w:rPr>
+          <w:rFonts w:hint="eastAsia"/>
+        </w:rPr>
+      </w:pPr>
+      <w:r>
+        <w:rPr>
+          <w:rFonts w:hint="eastAsia"/>
+        </w:rPr>
+        <w:t>```c</w:t>
+      </w:r>
+    </w:p>
+    <w:p>
+      <w:pPr>
+        <w:rPr>
+          <w:rFonts w:hint="eastAsia"/>
+        </w:rPr>
+      </w:pPr>
+      <w:r>
+        <w:rPr>
+          <w:rFonts w:hint="eastAsia"/>
+        </w:rPr>
+        <w:t>// 创建4个线程，每个独立session</w:t>
+      </w:r>
+    </w:p>
+    <w:p>
+      <w:pPr>
+        <w:rPr>
+          <w:rFonts w:hint="eastAsia"/>
+        </w:rPr>
+      </w:pPr>
+      <w:r>
+        <w:rPr>
+          <w:rFonts w:hint="eastAsia"/>
+        </w:rPr>
+        <w:t>pthread_t threads[4];</w:t>
+      </w:r>
+    </w:p>
+    <w:p>
+      <w:pPr>
+        <w:rPr>
+          <w:rFonts w:hint="eastAsia"/>
+        </w:rPr>
+      </w:pPr>
+      <w:r>
+        <w:rPr>
+          <w:rFonts w:hint="eastAsia"/>
+        </w:rPr>
+        <w:t>for (int i = 0; i &lt; 4; i++) {</w:t>
+      </w:r>
+    </w:p>
+    <w:p>
+      <w:pPr>
+        <w:rPr>
+          <w:rFonts w:hint="eastAsia"/>
+        </w:rPr>
+      </w:pPr>
+      <w:r>
+        <w:rPr>
+          <w:rFonts w:hint="eastAsia"/>
+        </w:rPr>
+        <w:t xml:space="preserve">    pthread_create(&amp;threads[i], NULL, compress_worker, NULL);</w:t>
+      </w:r>
+    </w:p>
+    <w:p>
+      <w:pPr>
+        <w:rPr>
+          <w:rFonts w:hint="eastAsia"/>
+        </w:rPr>
+      </w:pPr>
+      <w:r>
+        <w:rPr>
+          <w:rFonts w:hint="eastAsia"/>
+        </w:rPr>
+        <w:t>}</w:t>
+      </w:r>
+    </w:p>
+    <w:p>
+      <w:pPr>
+        <w:rPr>
+          <w:rFonts w:hint="eastAsia"/>
+        </w:rPr>
+      </w:pPr>
+      <w:r>
+        <w:rPr>
+          <w:rFonts w:hint="eastAsia"/>
+        </w:rPr>
+        <w:t>```</w:t>
+      </w:r>
+    </w:p>
+    <w:p>
+      <w:pPr>
+        <w:rPr>
+          <w:rFonts w:hint="eastAsia"/>
+        </w:rPr>
+      </w:pPr>
+      <w:r>
+        <w:rPr>
+          <w:rFonts w:hint="eastAsia"/>
+        </w:rPr>
+        <w:t>**验收标准**:</w:t>
+      </w:r>
+    </w:p>
+    <w:p>
+      <w:pPr>
+        <w:rPr>
+          <w:rFonts w:hint="eastAsia"/>
+        </w:rPr>
+      </w:pPr>
+      <w:r>
+        <w:rPr>
+          <w:rFonts w:hint="eastAsia"/>
+        </w:rPr>
+        <w:t>- [ ] 并发执行无冲突</w:t>
+      </w:r>
+    </w:p>
+    <w:p>
+      <w:pPr>
+        <w:rPr>
+          <w:rFonts w:hint="eastAsia"/>
+        </w:rPr>
+      </w:pPr>
+      <w:r>
+        <w:rPr>
+          <w:rFonts w:hint="eastAsia"/>
+        </w:rPr>
+        <w:t>- [ ] 各线程独立session</w:t>
+      </w:r>
+    </w:p>
+    <w:p>
+      <w:pPr>
+        <w:rPr>
+          <w:rFonts w:hint="eastAsia"/>
+        </w:rPr>
+      </w:pPr>
+      <w:r>
+        <w:rPr>
+          <w:rFonts w:hint="eastAsia"/>
+        </w:rPr>
+        <w:t>- [ ] 无资源竞争错误</w:t>
+      </w:r>
+    </w:p>
+    <w:p>
+      <w:pPr>
+        <w:rPr>
+          <w:rFonts w:hint="eastAsia"/>
+        </w:rPr>
+      </w:pPr>
+      <w:r>
+        <w:rPr>
+          <w:rFonts w:hint="eastAsia"/>
+        </w:rPr>
+        <w:t>---</w:t>
+      </w:r>
+    </w:p>
+    <w:p>
+      <w:pPr>
+        <w:rPr>
+          <w:rFonts w:hint="eastAsia"/>
+        </w:rPr>
+      </w:pPr>
+      <w:r>
+        <w:rPr>
+          <w:rFonts w:hint="eastAsia"/>
+        </w:rPr>
+        <w:t>## 五、异常场景验收</w:t>
+      </w:r>
+    </w:p>
+    <w:p>
+      <w:pPr>
+        <w:rPr>
+          <w:rFonts w:hint="eastAsia"/>
+        </w:rPr>
+      </w:pPr>
+      <w:r>
+        <w:rPr>
+          <w:rFonts w:hint="eastAsia"/>
+        </w:rPr>
+        <w:t>### STC-12: 无硬件设备场景</w:t>
+      </w:r>
+    </w:p>
+    <w:p>
+      <w:pPr>
+        <w:rPr>
+          <w:rFonts w:hint="eastAsia"/>
+        </w:rPr>
+      </w:pPr>
+      <w:r>
+        <w:rPr>
+          <w:rFonts w:hint="eastAsia"/>
+        </w:rPr>
+        <w:t>**前置**: 移除/禁用 `/dev/hisi_zip-*`</w:t>
+      </w:r>
+    </w:p>
+    <w:p>
+      <w:pPr>
+        <w:rPr>
+          <w:rFonts w:hint="eastAsia"/>
+        </w:rPr>
+      </w:pPr>
+      <w:r>
+        <w:rPr>
+          <w:rFonts w:hint="eastAsia"/>
+        </w:rPr>
+        <w:t>```c</w:t>
+      </w:r>
+    </w:p>
+    <w:p>
+      <w:pPr>
+        <w:rPr>
+          <w:rFonts w:hint="eastAsia"/>
+        </w:rPr>
+      </w:pPr>
+      <w:r>
+        <w:rPr>
+          <w:rFonts w:hint="eastAsia"/>
+        </w:rPr>
+        <w:t>int ret = wd_comp_init2_("zlib", SCHED_POLICY_RR, TASK_HW, NULL);</w:t>
+      </w:r>
+    </w:p>
+    <w:p>
+      <w:pPr>
+        <w:rPr>
+          <w:rFonts w:hint="eastAsia"/>
+        </w:rPr>
+      </w:pPr>
+      <w:r>
+        <w:rPr>
+          <w:rFonts w:hint="eastAsia"/>
+        </w:rPr>
+        <w:t>```</w:t>
+      </w:r>
+    </w:p>
+    <w:p>
+      <w:pPr>
+        <w:rPr>
+          <w:rFonts w:hint="eastAsia"/>
+        </w:rPr>
+      </w:pPr>
+      <w:r>
+        <w:rPr>
+          <w:rFonts w:hint="eastAsia"/>
+        </w:rPr>
+        <w:t>**验收标准**:</w:t>
+      </w:r>
+    </w:p>
+    <w:p>
+      <w:pPr>
+        <w:rPr>
+          <w:rFonts w:hint="eastAsia"/>
+        </w:rPr>
+      </w:pPr>
+      <w:r>
+        <w:rPr>
+          <w:rFonts w:hint="eastAsia"/>
+        </w:rPr>
+        <w:t>- [ ] 返回 `-WD_ENODEV`</w:t>
+      </w:r>
+    </w:p>
+    <w:p>
+      <w:pPr>
+        <w:rPr>
+          <w:rFonts w:hint="eastAsia"/>
+        </w:rPr>
+      </w:pPr>
+      <w:r>
+        <w:rPr>
+          <w:rFonts w:hint="eastAsia"/>
+        </w:rPr>
+        <w:t>- [ ] 无资源泄漏</w:t>
+      </w:r>
+    </w:p>
+    <w:p>
+      <w:pPr>
+        <w:rPr>
+          <w:rFonts w:hint="eastAsia"/>
+        </w:rPr>
+      </w:pPr>
+      <w:r>
+        <w:rPr>
+          <w:rFonts w:hint="eastAsia"/>
+        </w:rPr>
+        <w:t>---</w:t>
+      </w:r>
+    </w:p>
+    <w:p>
+      <w:pPr>
+        <w:rPr>
+          <w:rFonts w:hint="eastAsia"/>
+        </w:rPr>
+      </w:pPr>
+      <w:r>
+        <w:rPr>
+          <w:rFonts w:hint="eastAsia"/>
+        </w:rPr>
+        <w:t>### STC-13: 算法不支持场景</w:t>
+      </w:r>
+    </w:p>
+    <w:p>
+      <w:pPr>
+        <w:rPr>
+          <w:rFonts w:hint="eastAsia"/>
+        </w:rPr>
+      </w:pPr>
+      <w:r>
+        <w:rPr>
+          <w:rFonts w:hint="eastAsia"/>
+        </w:rPr>
+        <w:t>```c</w:t>
+      </w:r>
+    </w:p>
+    <w:p>
+      <w:pPr>
+        <w:rPr>
+          <w:rFonts w:hint="eastAsia"/>
+        </w:rPr>
+      </w:pPr>
+      <w:r>
+        <w:rPr>
+          <w:rFonts w:hint="eastAsia"/>
+        </w:rPr>
+        <w:t>// 无效算法名</w:t>
+      </w:r>
+    </w:p>
+    <w:p>
+      <w:pPr>
+        <w:rPr>
+          <w:rFonts w:hint="eastAsia"/>
+        </w:rPr>
+      </w:pPr>
+      <w:r>
+        <w:rPr>
+          <w:rFonts w:hint="eastAsia"/>
+        </w:rPr>
+        <w:t>int ret = wd_comp_init2_("sm4", ...);  // cipher算法</w:t>
+      </w:r>
+    </w:p>
+    <w:p>
+      <w:pPr>
+        <w:rPr>
+          <w:rFonts w:hint="eastAsia"/>
+        </w:rPr>
+      </w:pPr>
+      <w:r>
+        <w:rPr>
+          <w:rFonts w:hint="eastAsia"/>
+        </w:rPr>
+        <w:t>// 无效alg_type</w:t>
+      </w:r>
+    </w:p>
+    <w:p>
+      <w:pPr>
+        <w:rPr>
+          <w:rFonts w:hint="eastAsia"/>
+        </w:rPr>
+      </w:pPr>
+      <w:r>
+        <w:rPr>
+          <w:rFonts w:hint="eastAsia"/>
+        </w:rPr>
+        <w:t>struct wd_comp_sess_setup setup = {</w:t>
+      </w:r>
+    </w:p>
+    <w:p>
+      <w:pPr>
+        <w:rPr>
+          <w:rFonts w:hint="eastAsia"/>
+        </w:rPr>
+      </w:pPr>
+      <w:r>
+        <w:rPr>
+          <w:rFonts w:hint="eastAsia"/>
+        </w:rPr>
+        <w:t xml:space="preserve">    .alg_type = WD_COMP_ALG_MAX,  // 越界</w:t>
+      </w:r>
+    </w:p>
+    <w:p>
+      <w:pPr>
+        <w:rPr>
+          <w:rFonts w:hint="eastAsia"/>
+        </w:rPr>
+      </w:pPr>
+      <w:r>
+        <w:rPr>
+          <w:rFonts w:hint="eastAsia"/>
+        </w:rPr>
+        <w:t>};</w:t>
+      </w:r>
+    </w:p>
+    <w:p>
+      <w:pPr>
+        <w:rPr>
+          <w:rFonts w:hint="eastAsia"/>
+        </w:rPr>
+      </w:pPr>
+      <w:r>
+        <w:rPr>
+          <w:rFonts w:hint="eastAsia"/>
+        </w:rPr>
+        <w:t>handle_t sess = wd_comp_alloc_sess(&amp;setup);</w:t>
+      </w:r>
+    </w:p>
+    <w:p>
+      <w:pPr>
+        <w:rPr>
+          <w:rFonts w:hint="eastAsia"/>
+        </w:rPr>
+      </w:pPr>
+      <w:r>
+        <w:rPr>
+          <w:rFonts w:hint="eastAsia"/>
+        </w:rPr>
+        <w:t>```</w:t>
+      </w:r>
+    </w:p>
+    <w:p>
+      <w:pPr>
+        <w:rPr>
+          <w:rFonts w:hint="eastAsia"/>
+        </w:rPr>
+      </w:pPr>
+      <w:r>
+        <w:rPr>
+          <w:rFonts w:hint="eastAsia"/>
+        </w:rPr>
+        <w:t>**验收标准**:</w:t>
+      </w:r>
+    </w:p>
+    <w:p>
+      <w:pPr>
+        <w:rPr>
+          <w:rFonts w:hint="eastAsia"/>
+        </w:rPr>
+      </w:pPr>
+      <w:r>
+        <w:rPr>
+          <w:rFonts w:hint="eastAsia"/>
+        </w:rPr>
+        <w:t>- [ ] init2_返回错误</w:t>
+      </w:r>
+    </w:p>
+    <w:p>
+      <w:pPr>
+        <w:rPr>
+          <w:rFonts w:hint="eastAsia"/>
+        </w:rPr>
+      </w:pPr>
+      <w:r>
+        <w:rPr>
+          <w:rFonts w:hint="eastAsia"/>
+        </w:rPr>
+        <w:t>- [ ] alloc_sess返回0</w:t>
+      </w:r>
+    </w:p>
+    <w:p>
+      <w:pPr>
+        <w:rPr>
+          <w:rFonts w:hint="eastAsia"/>
+        </w:rPr>
+      </w:pPr>
+      <w:r>
+        <w:rPr>
+          <w:rFonts w:hint="eastAsia"/>
+        </w:rPr>
+        <w:t>---</w:t>
+      </w:r>
+    </w:p>
+    <w:p>
+      <w:pPr>
+        <w:rPr>
+          <w:rFonts w:hint="eastAsia"/>
+        </w:rPr>
+      </w:pPr>
+      <w:r>
+        <w:rPr>
+          <w:rFonts w:hint="eastAsia"/>
+        </w:rPr>
+        <w:t>## 验收执行顺序</w:t>
+      </w:r>
+    </w:p>
+    <w:p>
+      <w:pPr>
+        <w:rPr>
+          <w:rFonts w:hint="eastAsia"/>
+        </w:rPr>
+      </w:pPr>
+      <w:r>
+        <w:rPr>
+          <w:rFonts w:hint="eastAsia"/>
+        </w:rPr>
+        <w:t>```</w:t>
+      </w:r>
+    </w:p>
+    <w:p>
+      <w:pPr>
+        <w:rPr>
+          <w:rFonts w:hint="eastAsia"/>
+        </w:rPr>
+      </w:pPr>
+      <w:r>
+        <w:rPr>
+          <w:rFonts w:hint="eastAsia"/>
+        </w:rPr>
+        <w:t>Day 12-15 执行计划:</w:t>
+      </w:r>
+    </w:p>
+    <w:p>
+      <w:pPr>
+        <w:rPr>
+          <w:rFonts w:hint="eastAsia"/>
+        </w:rPr>
+      </w:pPr>
+      <w:r>
+        <w:rPr>
+          <w:rFonts w:hint="eastAsia"/>
+        </w:rPr>
+        <w:t>┌─────────────────────────────────────┐</w:t>
+      </w:r>
+    </w:p>
+    <w:p>
+      <w:pPr>
+        <w:rPr>
+          <w:rFonts w:hint="eastAsia"/>
+        </w:rPr>
+      </w:pPr>
+      <w:r>
+        <w:rPr>
+          <w:rFonts w:hint="eastAsia"/>
+        </w:rPr>
+        <w:t>│  Day 12: STC-01~03 基础业务        │</w:t>
+      </w:r>
+    </w:p>
+    <w:p>
+      <w:pPr>
+        <w:rPr>
+          <w:rFonts w:hint="eastAsia"/>
+        </w:rPr>
+      </w:pPr>
+      <w:r>
+        <w:rPr>
+          <w:rFonts w:hint="eastAsia"/>
+        </w:rPr>
+        <w:t>│  Day 13: STC-04~06 异构调度        │</w:t>
+      </w:r>
+    </w:p>
+    <w:p>
+      <w:pPr>
+        <w:rPr>
+          <w:rFonts w:hint="eastAsia"/>
+        </w:rPr>
+      </w:pPr>
+      <w:r>
+        <w:rPr>
+          <w:rFonts w:hint="eastAsia"/>
+        </w:rPr>
+        <w:t>│  Day 14: STC-07~09 参数配置        │</w:t>
+      </w:r>
+    </w:p>
+    <w:p>
+      <w:pPr>
+        <w:rPr>
+          <w:rFonts w:hint="eastAsia"/>
+        </w:rPr>
+      </w:pPr>
+      <w:r>
+        <w:rPr>
+          <w:rFonts w:hint="eastAsia"/>
+        </w:rPr>
+        <w:t>│  Day 15: STC-10~13 性能+异常       │</w:t>
+      </w:r>
+    </w:p>
+    <w:p>
+      <w:pPr>
+        <w:rPr>
+          <w:rFonts w:hint="eastAsia"/>
+        </w:rPr>
+      </w:pPr>
+      <w:r>
+        <w:rPr>
+          <w:rFonts w:hint="eastAsia"/>
+        </w:rPr>
+        <w:t>└─────────────────────────────────────┘</w:t>
+      </w:r>
+    </w:p>
+    <w:p>
+      <w:pPr>
+        <w:rPr>
+          <w:rFonts w:hint="eastAsia"/>
+        </w:rPr>
+      </w:pPr>
+      <w:r>
+        <w:rPr>
+          <w:rFonts w:hint="eastAsia"/>
+        </w:rPr>
+        <w:t>```</w:t>
+      </w:r>
+    </w:p>
+    <w:p>
+      <w:pPr>
+        <w:rPr>
+          <w:rFonts w:hint="eastAsia"/>
+        </w:rPr>
+      </w:pPr>
+      <w:r>
+        <w:rPr>
+          <w:rFonts w:hint="eastAsia"/>
+        </w:rPr>
+        <w:t>---</w:t>
+      </w:r>
+    </w:p>
+    <w:p>
+      <w:pPr>
+        <w:rPr>
+          <w:rFonts w:hint="eastAsia"/>
+        </w:rPr>
+      </w:pPr>
+      <w:r>
+        <w:rPr>
+          <w:rFonts w:hint="eastAsia"/>
+        </w:rPr>
+        <w:t>## 验收报告模板</w:t>
+      </w:r>
+    </w:p>
+    <w:p>
+      <w:pPr>
+        <w:rPr>
+          <w:rFonts w:hint="eastAsia"/>
+        </w:rPr>
+      </w:pPr>
+      <w:r>
+        <w:rPr>
+          <w:rFonts w:hint="eastAsia"/>
+        </w:rPr>
+        <w:t>| 项编号 | 项名称 | 执行结果 | 备注 |</w:t>
+      </w:r>
+    </w:p>
+    <w:p>
+      <w:pPr>
+        <w:rPr>
+          <w:rFonts w:hint="eastAsia"/>
+        </w:rPr>
+      </w:pPr>
+      <w:r>
+        <w:rPr>
+          <w:rFonts w:hint="eastAsia"/>
+        </w:rPr>
+        <w:t>|---------|---------|----------|------|</w:t>
+      </w:r>
+    </w:p>
+    <w:p>
+      <w:pPr>
+        <w:rPr>
+          <w:rFonts w:hint="eastAsia"/>
+        </w:rPr>
+      </w:pPr>
+      <w:r>
+        <w:rPr>
+          <w:rFonts w:hint="eastAsia"/>
+        </w:rPr>
+        <w:t>| STC-01 | 标准压缩业务 | PASS/FAIL | |</w:t>
+      </w:r>
+    </w:p>
+    <w:p>
+      <w:pPr>
+        <w:rPr>
+          <w:rFonts w:hint="eastAsia"/>
+        </w:rPr>
+      </w:pPr>
+      <w:r>
+        <w:rPr>
+          <w:rFonts w:hint="eastAsia"/>
+        </w:rPr>
+        <w:t>| STC-02 | 标准解压缩业务 | PASS/FAIL | |</w:t>
+      </w:r>
+    </w:p>
+    <w:p>
+      <w:pPr>
+        <w:rPr>
+          <w:rFonts w:hint="eastAsia"/>
+        </w:rPr>
+      </w:pPr>
+      <w:r>
+        <w:rPr>
+          <w:rFonts w:hint="eastAsia"/>
+        </w:rPr>
+        <w:t>| STC-03 | 多算法支持 | PASS/FAIL | |</w:t>
+      </w:r>
+    </w:p>
+    <w:p>
+      <w:pPr>
+        <w:rPr>
+          <w:rFonts w:hint="eastAsia"/>
+        </w:rPr>
+      </w:pPr>
+      <w:r>
+        <w:rPr>
+          <w:rFonts w:hint="eastAsia"/>
+        </w:rPr>
+        <w:t>| STC-04 | 多驱动调度 | PASS/FAIL | drv_count=1 |</w:t>
+      </w:r>
+    </w:p>
+    <w:p>
+      <w:pPr>
+        <w:rPr>
+          <w:rFonts w:hint="eastAsia"/>
+        </w:rPr>
+      </w:pPr>
+      <w:r>
+        <w:rPr>
+          <w:rFonts w:hint="eastAsia"/>
+        </w:rPr>
+        <w:t>| STC-05 | 兼容过滤 | PASS/FAIL | |</w:t>
+      </w:r>
+    </w:p>
+    <w:p>
+      <w:pPr>
+        <w:rPr>
+          <w:rFonts w:hint="eastAsia"/>
+        </w:rPr>
+      </w:pPr>
+      <w:r>
+        <w:rPr>
+          <w:rFonts w:hint="eastAsia"/>
+        </w:rPr>
+        <w:t>| STC-06 | 调度参数 | PASS/FAIL | |</w:t>
+      </w:r>
+    </w:p>
+    <w:p>
+      <w:pPr>
+        <w:rPr>
+          <w:rFonts w:hint="eastAsia"/>
+        </w:rPr>
+      </w:pPr>
+      <w:r>
+        <w:rPr>
+          <w:rFonts w:hint="eastAsia"/>
+        </w:rPr>
+        <w:t>| STC-07 | 自定义ctx | PASS/FAIL | |</w:t>
+      </w:r>
+    </w:p>
+    <w:p>
+      <w:pPr>
+        <w:rPr>
+          <w:rFonts w:hint="eastAsia"/>
+        </w:rPr>
+      </w:pPr>
+      <w:r>
+        <w:rPr>
+          <w:rFonts w:hint="eastAsia"/>
+        </w:rPr>
+        <w:t>| STC-08 | 调度策略 | PASS/FAIL | |</w:t>
+      </w:r>
+    </w:p>
+    <w:p>
+      <w:pPr>
+        <w:rPr>
+          <w:rFonts w:hint="eastAsia"/>
+        </w:rPr>
+      </w:pPr>
+      <w:r>
+        <w:rPr>
+          <w:rFonts w:hint="eastAsia"/>
+        </w:rPr>
+        <w:t>| STC-09 | 环境变量 | PASS/FAIL | |</w:t>
+      </w:r>
+    </w:p>
+    <w:p>
+      <w:pPr>
+        <w:rPr>
+          <w:rFonts w:hint="eastAsia"/>
+        </w:rPr>
+      </w:pPr>
+      <w:r>
+        <w:rPr>
+          <w:rFonts w:hint="eastAsia"/>
+        </w:rPr>
+        <w:t>| STC-10 | 基准性能 | PASS/FAIL | 数据记录 |</w:t>
+      </w:r>
+    </w:p>
+    <w:p>
+      <w:pPr>
+        <w:rPr>
+          <w:rFonts w:hint="eastAsia"/>
+        </w:rPr>
+      </w:pPr>
+      <w:r>
+        <w:rPr>
+          <w:rFonts w:hint="eastAsia"/>
+        </w:rPr>
+        <w:t>| STC-11 | 并发业务 | PASS/FAIL | |</w:t>
+      </w:r>
+    </w:p>
+    <w:p>
+      <w:pPr>
+        <w:rPr>
+          <w:rFonts w:hint="eastAsia"/>
+        </w:rPr>
+      </w:pPr>
+      <w:r>
+        <w:rPr>
+          <w:rFonts w:hint="eastAsia"/>
+        </w:rPr>
+        <w:t>| STC-12 | 无设备场景 | PASS/FAIL | |</w:t>
+      </w:r>
+    </w:p>
+    <w:p>
+      <w:pPr>
+        <w:rPr>
+          <w:rFonts w:hint="eastAsia"/>
+        </w:rPr>
+      </w:pPr>
+      <w:r>
+        <w:rPr>
+          <w:rFonts w:hint="eastAsia"/>
+        </w:rPr>
+        <w:t>| STC-13 | 不支持算法 | PASS/FAIL | |</w:t>
+      </w:r>
+    </w:p>
+    <w:p>
+      <w:pPr>
+        <w:rPr>
+          <w:rFonts w:hint="eastAsia"/>
+        </w:rPr>
+      </w:pPr>
+      <w:r>
+        <w:rPr>
+          <w:rFonts w:hint="eastAsia"/>
+        </w:rPr>
+        <w:t>---</w:t>
+      </w:r>
+    </w:p>
+    <w:p>
+      <w:pPr>
+        <w:rPr>
+          <w:rFonts w:hint="eastAsia"/>
+        </w:rPr>
+      </w:pPr>
+      <w:r>
+        <w:rPr>
+          <w:rFonts w:hint="eastAsia"/>
+        </w:rPr>
+        <w:t>## 异构调度生效确认方法</w:t>
+      </w:r>
+    </w:p>
+    <w:p>
+      <w:pPr>
+        <w:rPr>
+          <w:rFonts w:hint="eastAsia"/>
+        </w:rPr>
+      </w:pPr>
+      <w:r>
+        <w:rPr>
+          <w:rFonts w:hint="eastAsia"/>
+        </w:rPr>
+        <w:t>由于ZIP只有hisi_zip驱动，异构调度框架适配但未实际生效。验证方式：</w:t>
+      </w:r>
+    </w:p>
+    <w:p>
+      <w:pPr>
+        <w:rPr>
+          <w:rFonts w:hint="eastAsia"/>
+        </w:rPr>
+      </w:pPr>
+      <w:r>
+        <w:rPr>
+          <w:rFonts w:hint="eastAsia"/>
+        </w:rPr>
+        <w:t>**方法1: 内部状态检查**</w:t>
+      </w:r>
+    </w:p>
+    <w:p>
+      <w:pPr>
+        <w:rPr>
+          <w:rFonts w:hint="eastAsia"/>
+        </w:rPr>
+      </w:pPr>
+      <w:r>
+        <w:rPr>
+          <w:rFonts w:hint="eastAsia"/>
+        </w:rPr>
+        <w:t>```c</w:t>
+      </w:r>
+    </w:p>
+    <w:p>
+      <w:pPr>
+        <w:rPr>
+          <w:rFonts w:hint="eastAsia"/>
+        </w:rPr>
+      </w:pPr>
+      <w:r>
+        <w:rPr>
+          <w:rFonts w:hint="eastAsia"/>
+        </w:rPr>
+        <w:t>// drv_count == 1 表示只有1个驱动</w:t>
+      </w:r>
+    </w:p>
+    <w:p>
+      <w:pPr>
+        <w:rPr>
+          <w:rFonts w:hint="eastAsia"/>
+        </w:rPr>
+      </w:pPr>
+      <w:r>
+        <w:rPr>
+          <w:rFonts w:hint="eastAsia"/>
+        </w:rPr>
+        <w:t>WD_INFO("drv_count: %u\n", wd_comp_setting.config.drv_count);</w:t>
+      </w:r>
+    </w:p>
+    <w:p>
+      <w:pPr>
+        <w:rPr>
+          <w:rFonts w:hint="eastAsia"/>
+        </w:rPr>
+      </w:pPr>
+      <w:r>
+        <w:rPr>
+          <w:rFonts w:hint="eastAsia"/>
+        </w:rPr>
+        <w:t>// drv_region映射显示ctx归属</w:t>
+      </w:r>
+    </w:p>
+    <w:p>
+      <w:pPr>
+        <w:rPr>
+          <w:rFonts w:hint="eastAsia"/>
+        </w:rPr>
+      </w:pPr>
+      <w:r>
+        <w:rPr>
+          <w:rFonts w:hint="eastAsia"/>
+        </w:rPr>
+        <w:t>WD_INFO("drv_region[0]: ctx[%u-%u] -&gt; hisi_zip\n", ...);</w:t>
+      </w:r>
+    </w:p>
+    <w:p>
+      <w:pPr>
+        <w:rPr>
+          <w:rFonts w:hint="eastAsia"/>
+        </w:rPr>
+      </w:pPr>
+      <w:r>
+        <w:rPr>
+          <w:rFonts w:hint="eastAsia"/>
+        </w:rPr>
+        <w:t>```</w:t>
+      </w:r>
+    </w:p>
+    <w:p>
+      <w:pPr>
+        <w:rPr>
+          <w:rFonts w:hint="eastAsia"/>
+        </w:rPr>
+      </w:pPr>
+      <w:r>
+        <w:rPr>
+          <w:rFonts w:hint="eastAsia"/>
+        </w:rPr>
+        <w:t>**方法2: 对比cipher模块**</w:t>
+      </w:r>
+    </w:p>
+    <w:p>
+      <w:pPr>
+        <w:rPr>
+          <w:rFonts w:hint="eastAsia"/>
+        </w:rPr>
+      </w:pPr>
+      <w:r>
+        <w:rPr>
+          <w:rFonts w:hint="eastAsia"/>
+        </w:rPr>
+        <w:t>- cipher有hisi_sec + isa_ce + isa_sve多驱动</w:t>
+      </w:r>
+    </w:p>
+    <w:p>
+      <w:pPr>
+        <w:rPr>
+          <w:rFonts w:hint="eastAsia"/>
+        </w:rPr>
+      </w:pPr>
+      <w:r>
+        <w:rPr>
+          <w:rFonts w:hint="eastAsia"/>
+        </w:rPr>
+        <w:t>- cipher的drv_count &gt;= 2，异构调度真正生效</w:t>
+      </w:r>
+    </w:p>
+    <w:p>
+      <w:pPr>
+        <w:rPr>
+          <w:rFonts w:hint="eastAsia"/>
+        </w:rPr>
+      </w:pPr>
+      <w:r>
+        <w:rPr>
+          <w:rFonts w:hint="eastAsia"/>
+        </w:rPr>
+        <w:t>- ZIP作为框架统一，预留扩展接口</w:t>
+      </w:r>
+    </w:p>
+    <w:p>
+      <w:pPr>
+        <w:rPr>
+          <w:rFonts w:hint="eastAsia"/>
+        </w:rPr>
+      </w:pPr>
+      <w:r>
+        <w:rPr>
+          <w:rFonts w:hint="eastAsia"/>
+        </w:rPr>
+        <w:t>**方法3: 未来验证**</w:t>
+      </w:r>
+    </w:p>
+    <w:p>
+      <w:pPr>
+        <w:rPr>
+          <w:rFonts w:hint="eastAsia"/>
+        </w:rPr>
+      </w:pPr>
+      <w:r>
+        <w:rPr>
+          <w:rFonts w:hint="eastAsia"/>
+        </w:rPr>
+        <w:t>- 如果后续添加ZIP的CE/SVE驱动</w:t>
+      </w:r>
+    </w:p>
+    <w:p>
+      <w:pPr>
+        <w:rPr>
+          <w:rFonts w:hint="eastAsia"/>
+        </w:rPr>
+      </w:pPr>
+      <w:r>
+        <w:rPr>
+          <w:rFonts w:hint="eastAsia"/>
+        </w:rPr>
+        <w:t>- drv_count将 &gt; 1</w:t>
+      </w:r>
+    </w:p>
+    <w:p>
+      <w:pPr>
+        <w:rPr>
+          <w:rFonts w:hint="eastAsia"/>
+        </w:rPr>
+      </w:pPr>
+      <w:r>
+        <w:rPr>
+          <w:rFonts w:hint="eastAsia"/>
+        </w:rPr>
+        <w:t>- 异构调度自动生效</w:t>
+      </w:r>
+    </w:p>
+    <w:p>
+      <w:pPr>
+        <w:rPr>
+          <w:rFonts w:hint="eastAsia"/>
+        </w:rPr>
+      </w:pPr>
+      <w:r>
+        <w:rPr>
+          <w:rFonts w:hint="eastAsia"/>
+        </w:rPr>
+        <w:t>Thinking: 已重新创建STC验收测试文档，从客户角度设计：</w:t>
+      </w:r>
+    </w:p>
+    <w:p>
+      <w:pPr>
+        <w:rPr>
+          <w:rFonts w:hint="eastAsia"/>
+        </w:rPr>
+      </w:pPr>
+      <w:r>
+        <w:rPr>
+          <w:rFonts w:hint="eastAsia"/>
+        </w:rPr>
+        <w:t>核心变更：</w:t>
+      </w:r>
+    </w:p>
+    <w:p>
+      <w:pPr>
+        <w:rPr>
+          <w:rFonts w:hint="eastAsia"/>
+        </w:rPr>
+      </w:pPr>
+      <w:r>
+        <w:rPr>
+          <w:rFonts w:hint="eastAsia"/>
+        </w:rPr>
+        <w:t>1. 客户视角: 关注业务流程（初始化→创建session→执行压缩→清理）</w:t>
+      </w:r>
+    </w:p>
+    <w:p>
+      <w:pPr>
+        <w:rPr>
+          <w:rFonts w:hint="eastAsia"/>
+        </w:rPr>
+      </w:pPr>
+      <w:r>
+        <w:rPr>
+          <w:rFonts w:hint="eastAsia"/>
+        </w:rPr>
+        <w:t>2. 实际业务: 使用 wd_do_comp_sync 执行压缩/解压缩</w:t>
+      </w:r>
+    </w:p>
+    <w:p>
+      <w:pPr>
+        <w:rPr>
+          <w:rFonts w:hint="eastAsia"/>
+        </w:rPr>
+      </w:pPr>
+      <w:r>
+        <w:rPr>
+          <w:rFonts w:hint="eastAsia"/>
+        </w:rPr>
+        <w:t>3. 验收标准: 明确的PASS/FAIL条件</w:t>
+      </w:r>
+    </w:p>
+    <w:p>
+      <w:pPr>
+        <w:rPr>
+          <w:rFonts w:hint="eastAsia"/>
+        </w:rPr>
+      </w:pPr>
+      <w:r>
+        <w:rPr>
+          <w:rFonts w:hint="eastAsia"/>
+        </w:rPr>
+        <w:t>4. 异构调度验证: 通过内部状态（drv_count、drv_region）确认框架生效</w:t>
+      </w:r>
+    </w:p>
+    <w:p>
+      <w:pPr>
+        <w:rPr>
+          <w:rFonts w:hint="eastAsia"/>
+        </w:rPr>
+      </w:pPr>
+      <w:r>
+        <w:rPr>
+          <w:rFonts w:hint="eastAsia"/>
+        </w:rPr>
+        <w:t>5. 参数配置: 环境变量、ctx参数、调度策略</w:t>
+      </w:r>
+    </w:p>
+    <w:p>
+      <w:pPr>
+        <w:rPr>
+          <w:rFonts w:hint="eastAsia"/>
+        </w:rPr>
+      </w:pPr>
+      <w:r>
+        <w:rPr>
+          <w:rFonts w:hint="eastAsia"/>
+        </w:rPr>
+        <w:t>6. 性能测试: uadk_tool benchmark</w:t>
+      </w:r>
+    </w:p>
+    <w:p>
+      <w:pPr>
+        <w:rPr>
+          <w:rFonts w:hint="eastAsia"/>
+        </w:rPr>
+      </w:pPr>
+      <w:r>
+        <w:rPr>
+          <w:rFonts w:hint="eastAsia"/>
+        </w:rPr>
+        <w:t>7. 异常场景: 无设备、不支持算法</w:t>
+      </w:r>
+    </w:p>
+    <w:p>
+      <w:pPr>
+        <w:rPr>
+          <w:rFonts w:hint="eastAsia"/>
+        </w:rPr>
+      </w:pPr>
+      <w:r>
+        <w:rPr>
+          <w:rFonts w:hint="eastAsia"/>
+        </w:rPr>
+        <w:t>13个测试项覆盖：</w:t>
+      </w:r>
+    </w:p>
+    <w:p>
+      <w:pPr>
+        <w:rPr>
+          <w:rFonts w:hint="eastAsia"/>
+        </w:rPr>
+      </w:pPr>
+      <w:r>
+        <w:rPr>
+          <w:rFonts w:hint="eastAsia"/>
+        </w:rPr>
+        <w:t>- 基础业务 (STC-01~03)</w:t>
+      </w:r>
+    </w:p>
+    <w:p>
+      <w:pPr>
+        <w:rPr>
+          <w:rFonts w:hint="eastAsia"/>
+        </w:rPr>
+      </w:pPr>
+      <w:r>
+        <w:rPr>
+          <w:rFonts w:hint="eastAsia"/>
+        </w:rPr>
+        <w:t>- 异构调度 (STC-04~06)</w:t>
+      </w:r>
+    </w:p>
+    <w:p>
+      <w:pPr>
+        <w:rPr>
+          <w:rFonts w:hint="eastAsia"/>
+        </w:rPr>
+      </w:pPr>
+      <w:r>
+        <w:rPr>
+          <w:rFonts w:hint="eastAsia"/>
+        </w:rPr>
+        <w:t>- 参数配置 (STC-07~09)</w:t>
+      </w:r>
+    </w:p>
+    <w:p>
+      <w:pPr>
+        <w:rPr>
+          <w:rFonts w:hint="eastAsia"/>
+        </w:rPr>
+      </w:pPr>
+      <w:r>
+        <w:rPr>
+          <w:rFonts w:hint="eastAsia"/>
+        </w:rPr>
+        <w:t>- 性能+异常 (STC-10~13)</w:t>
+      </w:r>
+    </w:p>
+    <w:p>
+      <w:pPr>
+        <w:rPr>
+          <w:rFonts w:hint="eastAsia"/>
+        </w:rPr>
+      </w:pPr>
+      <w:r>
+        <w:rPr>
+          <w:rFonts w:hint="eastAsia"/>
+        </w:rPr>
+        <w:t>执行计划 Day 12-15，每天3-4项。</w:t>
+      </w:r>
+    </w:p>
+    <w:p>
+      <w:pPr>
+        <w:rPr>
+          <w:rFonts w:hint="eastAsia"/>
+        </w:rPr>
+      </w:pPr>
+      <w:r>
+        <w:rPr>
+          <w:rFonts w:hint="eastAsia"/>
+        </w:rPr>
+        <w:t>已重新创建STC验收测试文档，从客户视角设计13项测试：</w:t>
+      </w:r>
+    </w:p>
+    <w:p>
+      <w:pPr>
+        <w:rPr>
+          <w:rFonts w:hint="eastAsia"/>
+        </w:rPr>
+      </w:pPr>
+      <w:r>
+        <w:rPr>
+          <w:rFonts w:hint="eastAsia"/>
+        </w:rPr>
+        <w:t>类别</w:t>
+      </w:r>
+      <w:r>
+        <w:rPr>
+          <w:rFonts w:hint="eastAsia"/>
+        </w:rPr>
+        <w:tab/>
+      </w:r>
+      <w:r>
+        <w:rPr>
+          <w:rFonts w:hint="eastAsia"/>
+        </w:rPr>
+        <w:t>测试项</w:t>
+      </w:r>
+      <w:r>
+        <w:rPr>
+          <w:rFonts w:hint="eastAsia"/>
+        </w:rPr>
+        <w:tab/>
+      </w:r>
+      <w:r>
+        <w:rPr>
+          <w:rFonts w:hint="eastAsia"/>
+        </w:rPr>
+        <w:t>内容</w:t>
+      </w:r>
+    </w:p>
+    <w:p>
+      <w:pPr>
+        <w:rPr>
+          <w:rFonts w:hint="eastAsia"/>
+        </w:rPr>
+      </w:pPr>
+      <w:r>
+        <w:rPr>
+          <w:rFonts w:hint="eastAsia"/>
+        </w:rPr>
+        <w:t>基础业务</w:t>
+      </w:r>
+      <w:r>
+        <w:rPr>
+          <w:rFonts w:hint="eastAsia"/>
+        </w:rPr>
+        <w:tab/>
+      </w:r>
+      <w:r>
+        <w:rPr>
+          <w:rFonts w:hint="eastAsia"/>
+        </w:rPr>
+        <w:t>STC-01~03</w:t>
+      </w:r>
+      <w:r>
+        <w:rPr>
+          <w:rFonts w:hint="eastAsia"/>
+        </w:rPr>
+        <w:tab/>
+      </w:r>
+      <w:r>
+        <w:rPr>
+          <w:rFonts w:hint="eastAsia"/>
+        </w:rPr>
+        <w:t>压缩/解压缩/多算法，用 wd_do_comp_sync 执行真实业务</w:t>
+      </w:r>
+    </w:p>
+    <w:p>
+      <w:pPr>
+        <w:rPr>
+          <w:rFonts w:hint="eastAsia"/>
+        </w:rPr>
+      </w:pPr>
+      <w:r>
+        <w:rPr>
+          <w:rFonts w:hint="eastAsia"/>
+        </w:rPr>
+        <w:t>异构调度</w:t>
+      </w:r>
+      <w:r>
+        <w:rPr>
+          <w:rFonts w:hint="eastAsia"/>
+        </w:rPr>
+        <w:tab/>
+      </w:r>
+      <w:r>
+        <w:rPr>
+          <w:rFonts w:hint="eastAsia"/>
+        </w:rPr>
+        <w:t>STC-04~06</w:t>
+      </w:r>
+      <w:r>
+        <w:rPr>
+          <w:rFonts w:hint="eastAsia"/>
+        </w:rPr>
+        <w:tab/>
+      </w:r>
+      <w:r>
+        <w:rPr>
+          <w:rFonts w:hint="eastAsia"/>
+        </w:rPr>
+        <w:t>drv_count检查、兼容过滤、sched_key参数传递</w:t>
+      </w:r>
+    </w:p>
+    <w:p>
+      <w:pPr>
+        <w:rPr>
+          <w:rFonts w:hint="eastAsia"/>
+        </w:rPr>
+      </w:pPr>
+      <w:r>
+        <w:rPr>
+          <w:rFonts w:hint="eastAsia"/>
+        </w:rPr>
+        <w:t>参数配置</w:t>
+      </w:r>
+      <w:r>
+        <w:rPr>
+          <w:rFonts w:hint="eastAsia"/>
+        </w:rPr>
+        <w:tab/>
+      </w:r>
+      <w:r>
+        <w:rPr>
+          <w:rFonts w:hint="eastAsia"/>
+        </w:rPr>
+        <w:t>STC-07~09</w:t>
+      </w:r>
+      <w:r>
+        <w:rPr>
+          <w:rFonts w:hint="eastAsia"/>
+        </w:rPr>
+        <w:tab/>
+      </w:r>
+      <w:r>
+        <w:rPr>
+          <w:rFonts w:hint="eastAsia"/>
+        </w:rPr>
+        <w:t>ctx自定义、调度策略(RR/NONE/SINGLE)、环境变量</w:t>
+      </w:r>
+    </w:p>
+    <w:p>
+      <w:pPr>
+        <w:rPr>
+          <w:rFonts w:hint="eastAsia"/>
+        </w:rPr>
+      </w:pPr>
+      <w:r>
+        <w:rPr>
+          <w:rFonts w:hint="eastAsia"/>
+        </w:rPr>
+        <w:t>性能</w:t>
+      </w:r>
+      <w:r>
+        <w:rPr>
+          <w:rFonts w:hint="eastAsia"/>
+        </w:rPr>
+        <w:tab/>
+      </w:r>
+      <w:r>
+        <w:rPr>
+          <w:rFonts w:hint="eastAsia"/>
+        </w:rPr>
+        <w:t>STC-10~11</w:t>
+      </w:r>
+      <w:r>
+        <w:rPr>
+          <w:rFonts w:hint="eastAsia"/>
+        </w:rPr>
+        <w:tab/>
+      </w:r>
+      <w:r>
+        <w:rPr>
+          <w:rFonts w:hint="eastAsia"/>
+        </w:rPr>
+        <w:t>uadk_tool benchmark、并发测试</w:t>
+      </w:r>
+    </w:p>
+    <w:p>
+      <w:pPr>
+        <w:rPr>
+          <w:rFonts w:hint="eastAsia"/>
+        </w:rPr>
+      </w:pPr>
+      <w:r>
+        <w:rPr>
+          <w:rFonts w:hint="eastAsia"/>
+        </w:rPr>
+        <w:t>异常</w:t>
+      </w:r>
+      <w:r>
+        <w:rPr>
+          <w:rFonts w:hint="eastAsia"/>
+        </w:rPr>
+        <w:tab/>
+      </w:r>
+      <w:r>
+        <w:rPr>
+          <w:rFonts w:hint="eastAsia"/>
+        </w:rPr>
+        <w:t>STC-12~13</w:t>
+      </w:r>
+      <w:r>
+        <w:rPr>
+          <w:rFonts w:hint="eastAsia"/>
+        </w:rPr>
+        <w:tab/>
+      </w:r>
+      <w:r>
+        <w:rPr>
+          <w:rFonts w:hint="eastAsia"/>
+        </w:rPr>
+        <w:t>无设备、不支持算法</w:t>
+      </w:r>
+    </w:p>
+    <w:p>
+      <w:pPr>
+        <w:rPr>
+          <w:rFonts w:hint="eastAsia"/>
+        </w:rPr>
+      </w:pPr>
+      <w:r>
+        <w:rPr>
+          <w:rFonts w:hint="eastAsia"/>
+        </w:rPr>
+        <w:t>验收核心:</w:t>
+      </w:r>
+    </w:p>
+    <w:p>
+      <w:pPr>
+        <w:rPr>
+          <w:rFonts w:hint="eastAsia"/>
+        </w:rPr>
+      </w:pPr>
+      <w:r>
+        <w:rPr>
+          <w:rFonts w:hint="eastAsia"/>
+        </w:rPr>
+        <w:t>// 客户标准业务流程</w:t>
+      </w:r>
+    </w:p>
+    <w:p>
+      <w:pPr>
+        <w:rPr>
+          <w:rFonts w:hint="eastAsia"/>
+        </w:rPr>
+      </w:pPr>
+      <w:r>
+        <w:rPr>
+          <w:rFonts w:hint="eastAsia"/>
+        </w:rPr>
+        <w:t>wd_comp_init2_("zlib", SCHED_POLICY_RR, TASK_HW, NULL);</w:t>
+      </w:r>
+    </w:p>
+    <w:p>
+      <w:pPr>
+        <w:rPr>
+          <w:rFonts w:hint="eastAsia"/>
+        </w:rPr>
+      </w:pPr>
+      <w:r>
+        <w:rPr>
+          <w:rFonts w:hint="eastAsia"/>
+        </w:rPr>
+        <w:t xml:space="preserve">sess = wd_comp_alloc_sess(&amp;setup);  </w:t>
+      </w:r>
+    </w:p>
+    <w:p>
+      <w:pPr>
+        <w:rPr>
+          <w:rFonts w:hint="eastAsia"/>
+        </w:rPr>
+      </w:pPr>
+      <w:r>
+        <w:rPr>
+          <w:rFonts w:hint="eastAsia"/>
+        </w:rPr>
+        <w:t>wd_do_comp_sync(sess, &amp;req);        // ← 实际执行压缩</w:t>
+      </w:r>
+    </w:p>
+    <w:p>
+      <w:pPr>
+        <w:rPr>
+          <w:rFonts w:hint="eastAsia"/>
+        </w:rPr>
+      </w:pPr>
+      <w:r>
+        <w:rPr>
+          <w:rFonts w:hint="eastAsia"/>
+        </w:rPr>
+        <w:t>wd_comp_free_sess(sess);</w:t>
+      </w:r>
+    </w:p>
+    <w:p>
+      <w:pPr>
+        <w:rPr>
+          <w:rFonts w:hint="eastAsia"/>
+        </w:rPr>
+      </w:pPr>
+      <w:r>
+        <w:rPr>
+          <w:rFonts w:hint="eastAsia"/>
+        </w:rPr>
+        <w:t>wd_comp_uninit2();</w:t>
+      </w:r>
+    </w:p>
+    <w:p>
+      <w:pPr>
+        <w:rPr>
+          <w:rFonts w:hint="eastAsia"/>
+        </w:rPr>
+      </w:pPr>
+      <w:r>
+        <w:rPr>
+          <w:rFonts w:hint="eastAsia"/>
+        </w:rPr>
+        <w:t>异构调度验证（ZIP只有1个驱动，框架适配但未实际生效）:</w:t>
+      </w:r>
+    </w:p>
+    <w:p>
+      <w:pPr>
+        <w:rPr>
+          <w:rFonts w:hint="eastAsia"/>
+        </w:rPr>
+      </w:pPr>
+      <w:r>
+        <w:rPr>
+          <w:rFonts w:hint="eastAsia"/>
+        </w:rPr>
+        <w:t>- drv_count == 1 → 确认驱动发现</w:t>
+      </w:r>
+    </w:p>
+    <w:p>
+      <w:pPr>
+        <w:rPr>
+          <w:rFonts w:hint="eastAsia"/>
+        </w:rPr>
+      </w:pPr>
+      <w:r>
+        <w:rPr>
+          <w:rFonts w:hint="eastAsia"/>
+        </w:rPr>
+        <w:t>- drv_region映射 → 确认ctx归属</w:t>
+      </w:r>
+    </w:p>
+    <w:p>
+      <w:pPr>
+        <w:rPr>
+          <w:rFonts w:hint="eastAsia"/>
+        </w:rPr>
+      </w:pPr>
+      <w:r>
+        <w:rPr>
+          <w:rFonts w:hint="eastAsia"/>
+        </w:rPr>
+        <w:t>- 对比cipher（多驱动）确认架构一致性</w:t>
       </w:r>
       <w:bookmarkStart w:id="0" w:name="_GoBack"/>
       <w:bookmarkEnd w:id="0"/>
